--- a/17 18 20/04_SQL/raw/8) Joins.docx
+++ b/17 18 20/04_SQL/raw/8) Joins.docx
@@ -334,13 +334,1923 @@
     </w:p>
     <w:p>
       <w:pPr>
-        <w:pBdr>
-          <w:bottom w:val="single" w:sz="6" w:space="1" w:color="auto"/>
-        </w:pBdr>
         <w:spacing w:after="0"/>
         <w:rPr>
           <w:rFonts w:ascii="Courier New" w:hAnsi="Courier New" w:cs="Courier New"/>
-          <w:b/>
+          <w:color w:val="000000"/>
+          <w:sz w:val="24"/>
+          <w:szCs w:val="24"/>
+          <w:shd w:val="clear" w:color="auto" w:fill="FFFFFF"/>
+        </w:rPr>
+      </w:pPr>
+    </w:p>
+    <w:tbl>
+      <w:tblPr>
+        <w:tblW w:w="0" w:type="auto"/>
+        <w:tblInd w:w="-5" w:type="dxa"/>
+        <w:tblLook w:val="04A0" w:firstRow="1" w:lastRow="0" w:firstColumn="1" w:lastColumn="0" w:noHBand="0" w:noVBand="1"/>
+      </w:tblPr>
+      <w:tblGrid>
+        <w:gridCol w:w="824"/>
+        <w:gridCol w:w="1219"/>
+        <w:gridCol w:w="954"/>
+        <w:gridCol w:w="823"/>
+        <w:gridCol w:w="222"/>
+        <w:gridCol w:w="824"/>
+        <w:gridCol w:w="1219"/>
+        <w:gridCol w:w="954"/>
+        <w:gridCol w:w="823"/>
+      </w:tblGrid>
+      <w:tr>
+        <w:trPr>
+          <w:trHeight w:val="288"/>
+        </w:trPr>
+        <w:tc>
+          <w:tcPr>
+            <w:tcW w:w="0" w:type="auto"/>
+            <w:gridSpan w:val="4"/>
+            <w:tcBorders>
+              <w:top w:val="single" w:sz="4" w:space="0" w:color="auto"/>
+              <w:left w:val="single" w:sz="4" w:space="0" w:color="auto"/>
+              <w:bottom w:val="single" w:sz="4" w:space="0" w:color="auto"/>
+              <w:right w:val="single" w:sz="4" w:space="0" w:color="auto"/>
+            </w:tcBorders>
+            <w:shd w:val="clear" w:color="000000" w:fill="9BC2E6"/>
+            <w:noWrap/>
+            <w:vAlign w:val="bottom"/>
+            <w:hideMark/>
+          </w:tcPr>
+          <w:p>
+            <w:pPr>
+              <w:spacing w:after="0" w:line="240" w:lineRule="auto"/>
+              <w:jc w:val="center"/>
+              <w:rPr>
+                <w:rFonts w:ascii="Candara" w:eastAsia="Times New Roman" w:hAnsi="Candara" w:cs="Calibri"/>
+                <w:color w:val="000000"/>
+                <w:lang w:eastAsia="en-IN"/>
+              </w:rPr>
+            </w:pPr>
+            <w:r>
+              <w:rPr>
+                <w:rFonts w:ascii="Candara" w:eastAsia="Times New Roman" w:hAnsi="Candara" w:cs="Calibri"/>
+                <w:color w:val="000000"/>
+                <w:lang w:eastAsia="en-IN"/>
+              </w:rPr>
+              <w:t>Table L_TB</w:t>
+            </w:r>
+          </w:p>
+        </w:tc>
+        <w:tc>
+          <w:tcPr>
+            <w:tcW w:w="0" w:type="auto"/>
+            <w:tcBorders>
+              <w:top w:val="nil"/>
+              <w:left w:val="nil"/>
+              <w:bottom w:val="nil"/>
+              <w:right w:val="nil"/>
+            </w:tcBorders>
+            <w:shd w:val="clear" w:color="auto" w:fill="auto"/>
+            <w:noWrap/>
+            <w:vAlign w:val="bottom"/>
+            <w:hideMark/>
+          </w:tcPr>
+          <w:p>
+            <w:pPr>
+              <w:spacing w:after="0" w:line="240" w:lineRule="auto"/>
+              <w:jc w:val="center"/>
+              <w:rPr>
+                <w:rFonts w:ascii="Candara" w:eastAsia="Times New Roman" w:hAnsi="Candara" w:cs="Calibri"/>
+                <w:color w:val="000000"/>
+                <w:lang w:eastAsia="en-IN"/>
+              </w:rPr>
+            </w:pPr>
+          </w:p>
+        </w:tc>
+        <w:tc>
+          <w:tcPr>
+            <w:tcW w:w="0" w:type="auto"/>
+            <w:gridSpan w:val="4"/>
+            <w:tcBorders>
+              <w:top w:val="single" w:sz="4" w:space="0" w:color="auto"/>
+              <w:left w:val="single" w:sz="4" w:space="0" w:color="auto"/>
+              <w:bottom w:val="single" w:sz="4" w:space="0" w:color="auto"/>
+              <w:right w:val="single" w:sz="4" w:space="0" w:color="auto"/>
+            </w:tcBorders>
+            <w:shd w:val="clear" w:color="000000" w:fill="9BC2E6"/>
+            <w:noWrap/>
+            <w:vAlign w:val="bottom"/>
+            <w:hideMark/>
+          </w:tcPr>
+          <w:p>
+            <w:pPr>
+              <w:spacing w:after="0" w:line="240" w:lineRule="auto"/>
+              <w:jc w:val="center"/>
+              <w:rPr>
+                <w:rFonts w:ascii="Candara" w:eastAsia="Times New Roman" w:hAnsi="Candara" w:cs="Calibri"/>
+                <w:color w:val="000000"/>
+                <w:lang w:eastAsia="en-IN"/>
+              </w:rPr>
+            </w:pPr>
+            <w:r>
+              <w:rPr>
+                <w:rFonts w:ascii="Candara" w:eastAsia="Times New Roman" w:hAnsi="Candara" w:cs="Calibri"/>
+                <w:color w:val="000000"/>
+                <w:lang w:eastAsia="en-IN"/>
+              </w:rPr>
+              <w:t>Table R_TB</w:t>
+            </w:r>
+          </w:p>
+        </w:tc>
+      </w:tr>
+      <w:tr>
+        <w:trPr>
+          <w:trHeight w:val="288"/>
+        </w:trPr>
+        <w:tc>
+          <w:tcPr>
+            <w:tcW w:w="0" w:type="auto"/>
+            <w:tcBorders>
+              <w:top w:val="nil"/>
+              <w:left w:val="single" w:sz="4" w:space="0" w:color="auto"/>
+              <w:bottom w:val="single" w:sz="4" w:space="0" w:color="auto"/>
+              <w:right w:val="single" w:sz="4" w:space="0" w:color="auto"/>
+            </w:tcBorders>
+            <w:shd w:val="clear" w:color="000000" w:fill="9BC2E6"/>
+            <w:noWrap/>
+            <w:vAlign w:val="bottom"/>
+            <w:hideMark/>
+          </w:tcPr>
+          <w:p>
+            <w:pPr>
+              <w:spacing w:after="0" w:line="240" w:lineRule="auto"/>
+              <w:rPr>
+                <w:rFonts w:ascii="Candara" w:eastAsia="Times New Roman" w:hAnsi="Candara" w:cs="Calibri"/>
+                <w:color w:val="000000"/>
+                <w:lang w:eastAsia="en-IN"/>
+              </w:rPr>
+            </w:pPr>
+            <w:r>
+              <w:rPr>
+                <w:rFonts w:ascii="Candara" w:eastAsia="Times New Roman" w:hAnsi="Candara" w:cs="Calibri"/>
+                <w:color w:val="000000"/>
+                <w:lang w:eastAsia="en-IN"/>
+              </w:rPr>
+              <w:t>Em_ID</w:t>
+            </w:r>
+          </w:p>
+        </w:tc>
+        <w:tc>
+          <w:tcPr>
+            <w:tcW w:w="0" w:type="auto"/>
+            <w:tcBorders>
+              <w:top w:val="nil"/>
+              <w:left w:val="nil"/>
+              <w:bottom w:val="single" w:sz="4" w:space="0" w:color="auto"/>
+              <w:right w:val="single" w:sz="4" w:space="0" w:color="auto"/>
+            </w:tcBorders>
+            <w:shd w:val="clear" w:color="000000" w:fill="9BC2E6"/>
+            <w:noWrap/>
+            <w:vAlign w:val="bottom"/>
+            <w:hideMark/>
+          </w:tcPr>
+          <w:p>
+            <w:pPr>
+              <w:spacing w:after="0" w:line="240" w:lineRule="auto"/>
+              <w:rPr>
+                <w:rFonts w:ascii="Candara" w:eastAsia="Times New Roman" w:hAnsi="Candara" w:cs="Calibri"/>
+                <w:color w:val="000000"/>
+                <w:lang w:eastAsia="en-IN"/>
+              </w:rPr>
+            </w:pPr>
+            <w:r>
+              <w:rPr>
+                <w:rFonts w:ascii="Candara" w:eastAsia="Times New Roman" w:hAnsi="Candara" w:cs="Calibri"/>
+                <w:color w:val="000000"/>
+                <w:lang w:eastAsia="en-IN"/>
+              </w:rPr>
+              <w:t xml:space="preserve"> Em_Name</w:t>
+            </w:r>
+          </w:p>
+        </w:tc>
+        <w:tc>
+          <w:tcPr>
+            <w:tcW w:w="0" w:type="auto"/>
+            <w:tcBorders>
+              <w:top w:val="nil"/>
+              <w:left w:val="nil"/>
+              <w:bottom w:val="single" w:sz="4" w:space="0" w:color="auto"/>
+              <w:right w:val="single" w:sz="4" w:space="0" w:color="auto"/>
+            </w:tcBorders>
+            <w:shd w:val="clear" w:color="000000" w:fill="9BC2E6"/>
+            <w:noWrap/>
+            <w:vAlign w:val="bottom"/>
+            <w:hideMark/>
+          </w:tcPr>
+          <w:p>
+            <w:pPr>
+              <w:spacing w:after="0" w:line="240" w:lineRule="auto"/>
+              <w:rPr>
+                <w:rFonts w:ascii="Candara" w:eastAsia="Times New Roman" w:hAnsi="Candara" w:cs="Calibri"/>
+                <w:color w:val="000000"/>
+                <w:lang w:eastAsia="en-IN"/>
+              </w:rPr>
+            </w:pPr>
+            <w:r>
+              <w:rPr>
+                <w:rFonts w:ascii="Candara" w:eastAsia="Times New Roman" w:hAnsi="Candara" w:cs="Calibri"/>
+                <w:color w:val="000000"/>
+                <w:lang w:eastAsia="en-IN"/>
+              </w:rPr>
+              <w:t xml:space="preserve"> Dep_ID</w:t>
+            </w:r>
+          </w:p>
+        </w:tc>
+        <w:tc>
+          <w:tcPr>
+            <w:tcW w:w="0" w:type="auto"/>
+            <w:tcBorders>
+              <w:top w:val="nil"/>
+              <w:left w:val="nil"/>
+              <w:bottom w:val="single" w:sz="4" w:space="0" w:color="auto"/>
+              <w:right w:val="single" w:sz="4" w:space="0" w:color="auto"/>
+            </w:tcBorders>
+            <w:shd w:val="clear" w:color="000000" w:fill="9BC2E6"/>
+            <w:noWrap/>
+            <w:vAlign w:val="bottom"/>
+            <w:hideMark/>
+          </w:tcPr>
+          <w:p>
+            <w:pPr>
+              <w:spacing w:after="0" w:line="240" w:lineRule="auto"/>
+              <w:rPr>
+                <w:rFonts w:ascii="Candara" w:eastAsia="Times New Roman" w:hAnsi="Candara" w:cs="Calibri"/>
+                <w:color w:val="000000"/>
+                <w:lang w:eastAsia="en-IN"/>
+              </w:rPr>
+            </w:pPr>
+            <w:r>
+              <w:rPr>
+                <w:rFonts w:ascii="Candara" w:eastAsia="Times New Roman" w:hAnsi="Candara" w:cs="Calibri"/>
+                <w:color w:val="000000"/>
+                <w:lang w:eastAsia="en-IN"/>
+              </w:rPr>
+              <w:t xml:space="preserve"> Salary</w:t>
+            </w:r>
+          </w:p>
+        </w:tc>
+        <w:tc>
+          <w:tcPr>
+            <w:tcW w:w="0" w:type="auto"/>
+            <w:tcBorders>
+              <w:top w:val="nil"/>
+              <w:left w:val="nil"/>
+              <w:bottom w:val="nil"/>
+              <w:right w:val="nil"/>
+            </w:tcBorders>
+            <w:shd w:val="clear" w:color="auto" w:fill="auto"/>
+            <w:noWrap/>
+            <w:vAlign w:val="bottom"/>
+            <w:hideMark/>
+          </w:tcPr>
+          <w:p>
+            <w:pPr>
+              <w:spacing w:after="0" w:line="240" w:lineRule="auto"/>
+              <w:rPr>
+                <w:rFonts w:ascii="Candara" w:eastAsia="Times New Roman" w:hAnsi="Candara" w:cs="Calibri"/>
+                <w:color w:val="000000"/>
+                <w:lang w:eastAsia="en-IN"/>
+              </w:rPr>
+            </w:pPr>
+          </w:p>
+        </w:tc>
+        <w:tc>
+          <w:tcPr>
+            <w:tcW w:w="0" w:type="auto"/>
+            <w:tcBorders>
+              <w:top w:val="nil"/>
+              <w:left w:val="single" w:sz="4" w:space="0" w:color="auto"/>
+              <w:bottom w:val="single" w:sz="4" w:space="0" w:color="auto"/>
+              <w:right w:val="single" w:sz="4" w:space="0" w:color="auto"/>
+            </w:tcBorders>
+            <w:shd w:val="clear" w:color="000000" w:fill="9BC2E6"/>
+            <w:noWrap/>
+            <w:vAlign w:val="bottom"/>
+            <w:hideMark/>
+          </w:tcPr>
+          <w:p>
+            <w:pPr>
+              <w:spacing w:after="0" w:line="240" w:lineRule="auto"/>
+              <w:rPr>
+                <w:rFonts w:ascii="Candara" w:eastAsia="Times New Roman" w:hAnsi="Candara" w:cs="Calibri"/>
+                <w:color w:val="000000"/>
+                <w:lang w:eastAsia="en-IN"/>
+              </w:rPr>
+            </w:pPr>
+            <w:r>
+              <w:rPr>
+                <w:rFonts w:ascii="Candara" w:eastAsia="Times New Roman" w:hAnsi="Candara" w:cs="Calibri"/>
+                <w:color w:val="000000"/>
+                <w:lang w:eastAsia="en-IN"/>
+              </w:rPr>
+              <w:t>Em_ID</w:t>
+            </w:r>
+          </w:p>
+        </w:tc>
+        <w:tc>
+          <w:tcPr>
+            <w:tcW w:w="0" w:type="auto"/>
+            <w:tcBorders>
+              <w:top w:val="nil"/>
+              <w:left w:val="nil"/>
+              <w:bottom w:val="single" w:sz="4" w:space="0" w:color="auto"/>
+              <w:right w:val="single" w:sz="4" w:space="0" w:color="auto"/>
+            </w:tcBorders>
+            <w:shd w:val="clear" w:color="000000" w:fill="9BC2E6"/>
+            <w:noWrap/>
+            <w:vAlign w:val="bottom"/>
+            <w:hideMark/>
+          </w:tcPr>
+          <w:p>
+            <w:pPr>
+              <w:spacing w:after="0" w:line="240" w:lineRule="auto"/>
+              <w:rPr>
+                <w:rFonts w:ascii="Candara" w:eastAsia="Times New Roman" w:hAnsi="Candara" w:cs="Calibri"/>
+                <w:color w:val="000000"/>
+                <w:lang w:eastAsia="en-IN"/>
+              </w:rPr>
+            </w:pPr>
+            <w:r>
+              <w:rPr>
+                <w:rFonts w:ascii="Candara" w:eastAsia="Times New Roman" w:hAnsi="Candara" w:cs="Calibri"/>
+                <w:color w:val="000000"/>
+                <w:lang w:eastAsia="en-IN"/>
+              </w:rPr>
+              <w:t xml:space="preserve"> Em_Name</w:t>
+            </w:r>
+          </w:p>
+        </w:tc>
+        <w:tc>
+          <w:tcPr>
+            <w:tcW w:w="0" w:type="auto"/>
+            <w:tcBorders>
+              <w:top w:val="nil"/>
+              <w:left w:val="nil"/>
+              <w:bottom w:val="single" w:sz="4" w:space="0" w:color="auto"/>
+              <w:right w:val="single" w:sz="4" w:space="0" w:color="auto"/>
+            </w:tcBorders>
+            <w:shd w:val="clear" w:color="000000" w:fill="9BC2E6"/>
+            <w:noWrap/>
+            <w:vAlign w:val="bottom"/>
+            <w:hideMark/>
+          </w:tcPr>
+          <w:p>
+            <w:pPr>
+              <w:spacing w:after="0" w:line="240" w:lineRule="auto"/>
+              <w:rPr>
+                <w:rFonts w:ascii="Candara" w:eastAsia="Times New Roman" w:hAnsi="Candara" w:cs="Calibri"/>
+                <w:color w:val="000000"/>
+                <w:lang w:eastAsia="en-IN"/>
+              </w:rPr>
+            </w:pPr>
+            <w:r>
+              <w:rPr>
+                <w:rFonts w:ascii="Candara" w:eastAsia="Times New Roman" w:hAnsi="Candara" w:cs="Calibri"/>
+                <w:color w:val="000000"/>
+                <w:lang w:eastAsia="en-IN"/>
+              </w:rPr>
+              <w:t xml:space="preserve"> Dep_ID</w:t>
+            </w:r>
+          </w:p>
+        </w:tc>
+        <w:tc>
+          <w:tcPr>
+            <w:tcW w:w="0" w:type="auto"/>
+            <w:tcBorders>
+              <w:top w:val="nil"/>
+              <w:left w:val="nil"/>
+              <w:bottom w:val="single" w:sz="4" w:space="0" w:color="auto"/>
+              <w:right w:val="single" w:sz="4" w:space="0" w:color="auto"/>
+            </w:tcBorders>
+            <w:shd w:val="clear" w:color="000000" w:fill="9BC2E6"/>
+            <w:noWrap/>
+            <w:vAlign w:val="bottom"/>
+            <w:hideMark/>
+          </w:tcPr>
+          <w:p>
+            <w:pPr>
+              <w:spacing w:after="0" w:line="240" w:lineRule="auto"/>
+              <w:rPr>
+                <w:rFonts w:ascii="Candara" w:eastAsia="Times New Roman" w:hAnsi="Candara" w:cs="Calibri"/>
+                <w:color w:val="000000"/>
+                <w:lang w:eastAsia="en-IN"/>
+              </w:rPr>
+            </w:pPr>
+            <w:r>
+              <w:rPr>
+                <w:rFonts w:ascii="Candara" w:eastAsia="Times New Roman" w:hAnsi="Candara" w:cs="Calibri"/>
+                <w:color w:val="000000"/>
+                <w:lang w:eastAsia="en-IN"/>
+              </w:rPr>
+              <w:t xml:space="preserve"> Salary</w:t>
+            </w:r>
+          </w:p>
+        </w:tc>
+      </w:tr>
+      <w:tr>
+        <w:trPr>
+          <w:trHeight w:val="288"/>
+        </w:trPr>
+        <w:tc>
+          <w:tcPr>
+            <w:tcW w:w="0" w:type="auto"/>
+            <w:tcBorders>
+              <w:top w:val="nil"/>
+              <w:left w:val="single" w:sz="4" w:space="0" w:color="auto"/>
+              <w:bottom w:val="single" w:sz="4" w:space="0" w:color="auto"/>
+              <w:right w:val="single" w:sz="4" w:space="0" w:color="auto"/>
+            </w:tcBorders>
+            <w:shd w:val="clear" w:color="auto" w:fill="auto"/>
+            <w:vAlign w:val="center"/>
+            <w:hideMark/>
+          </w:tcPr>
+          <w:p>
+            <w:pPr>
+              <w:spacing w:after="0" w:line="240" w:lineRule="auto"/>
+              <w:jc w:val="right"/>
+              <w:rPr>
+                <w:rFonts w:ascii="Candara" w:eastAsia="Times New Roman" w:hAnsi="Candara" w:cs="Calibri"/>
+                <w:color w:val="000000"/>
+                <w:lang w:eastAsia="en-IN"/>
+              </w:rPr>
+            </w:pPr>
+            <w:r>
+              <w:rPr>
+                <w:rFonts w:ascii="Candara" w:eastAsia="Times New Roman" w:hAnsi="Candara" w:cs="Calibri"/>
+                <w:color w:val="000000"/>
+                <w:lang w:eastAsia="en-IN"/>
+              </w:rPr>
+              <w:t>101</w:t>
+            </w:r>
+          </w:p>
+        </w:tc>
+        <w:tc>
+          <w:tcPr>
+            <w:tcW w:w="0" w:type="auto"/>
+            <w:tcBorders>
+              <w:top w:val="nil"/>
+              <w:left w:val="nil"/>
+              <w:bottom w:val="single" w:sz="4" w:space="0" w:color="auto"/>
+              <w:right w:val="single" w:sz="4" w:space="0" w:color="auto"/>
+            </w:tcBorders>
+            <w:shd w:val="clear" w:color="auto" w:fill="auto"/>
+            <w:vAlign w:val="center"/>
+            <w:hideMark/>
+          </w:tcPr>
+          <w:p>
+            <w:pPr>
+              <w:spacing w:after="0" w:line="240" w:lineRule="auto"/>
+              <w:rPr>
+                <w:rFonts w:ascii="Candara" w:eastAsia="Times New Roman" w:hAnsi="Candara" w:cs="Calibri"/>
+                <w:color w:val="000000"/>
+                <w:lang w:eastAsia="en-IN"/>
+              </w:rPr>
+            </w:pPr>
+            <w:r>
+              <w:rPr>
+                <w:rFonts w:ascii="Candara" w:eastAsia="Times New Roman" w:hAnsi="Candara" w:cs="Calibri"/>
+                <w:color w:val="000000"/>
+                <w:lang w:eastAsia="en-IN"/>
+              </w:rPr>
+              <w:t>Alice</w:t>
+            </w:r>
+          </w:p>
+        </w:tc>
+        <w:tc>
+          <w:tcPr>
+            <w:tcW w:w="0" w:type="auto"/>
+            <w:tcBorders>
+              <w:top w:val="nil"/>
+              <w:left w:val="nil"/>
+              <w:bottom w:val="single" w:sz="4" w:space="0" w:color="auto"/>
+              <w:right w:val="single" w:sz="4" w:space="0" w:color="auto"/>
+            </w:tcBorders>
+            <w:shd w:val="clear" w:color="auto" w:fill="auto"/>
+            <w:vAlign w:val="center"/>
+            <w:hideMark/>
+          </w:tcPr>
+          <w:p>
+            <w:pPr>
+              <w:spacing w:after="0" w:line="240" w:lineRule="auto"/>
+              <w:jc w:val="right"/>
+              <w:rPr>
+                <w:rFonts w:ascii="Candara" w:eastAsia="Times New Roman" w:hAnsi="Candara" w:cs="Calibri"/>
+                <w:color w:val="000000"/>
+                <w:lang w:eastAsia="en-IN"/>
+              </w:rPr>
+            </w:pPr>
+            <w:r>
+              <w:rPr>
+                <w:rFonts w:ascii="Candara" w:eastAsia="Times New Roman" w:hAnsi="Candara" w:cs="Calibri"/>
+                <w:color w:val="000000"/>
+                <w:lang w:eastAsia="en-IN"/>
+              </w:rPr>
+              <w:t>1</w:t>
+            </w:r>
+          </w:p>
+        </w:tc>
+        <w:tc>
+          <w:tcPr>
+            <w:tcW w:w="0" w:type="auto"/>
+            <w:tcBorders>
+              <w:top w:val="nil"/>
+              <w:left w:val="nil"/>
+              <w:bottom w:val="single" w:sz="4" w:space="0" w:color="auto"/>
+              <w:right w:val="single" w:sz="4" w:space="0" w:color="auto"/>
+            </w:tcBorders>
+            <w:shd w:val="clear" w:color="auto" w:fill="auto"/>
+            <w:vAlign w:val="center"/>
+            <w:hideMark/>
+          </w:tcPr>
+          <w:p>
+            <w:pPr>
+              <w:spacing w:after="0" w:line="240" w:lineRule="auto"/>
+              <w:jc w:val="right"/>
+              <w:rPr>
+                <w:rFonts w:ascii="Candara" w:eastAsia="Times New Roman" w:hAnsi="Candara" w:cs="Calibri"/>
+                <w:color w:val="000000"/>
+                <w:lang w:eastAsia="en-IN"/>
+              </w:rPr>
+            </w:pPr>
+            <w:r>
+              <w:rPr>
+                <w:rFonts w:ascii="Candara" w:eastAsia="Times New Roman" w:hAnsi="Candara" w:cs="Calibri"/>
+                <w:color w:val="000000"/>
+                <w:lang w:eastAsia="en-IN"/>
+              </w:rPr>
+              <w:t>60000</w:t>
+            </w:r>
+          </w:p>
+        </w:tc>
+        <w:tc>
+          <w:tcPr>
+            <w:tcW w:w="0" w:type="auto"/>
+            <w:tcBorders>
+              <w:top w:val="nil"/>
+              <w:left w:val="nil"/>
+              <w:bottom w:val="nil"/>
+              <w:right w:val="nil"/>
+            </w:tcBorders>
+            <w:shd w:val="clear" w:color="auto" w:fill="auto"/>
+            <w:noWrap/>
+            <w:vAlign w:val="bottom"/>
+            <w:hideMark/>
+          </w:tcPr>
+          <w:p>
+            <w:pPr>
+              <w:spacing w:after="0" w:line="240" w:lineRule="auto"/>
+              <w:jc w:val="right"/>
+              <w:rPr>
+                <w:rFonts w:ascii="Candara" w:eastAsia="Times New Roman" w:hAnsi="Candara" w:cs="Calibri"/>
+                <w:color w:val="000000"/>
+                <w:lang w:eastAsia="en-IN"/>
+              </w:rPr>
+            </w:pPr>
+          </w:p>
+        </w:tc>
+        <w:tc>
+          <w:tcPr>
+            <w:tcW w:w="0" w:type="auto"/>
+            <w:tcBorders>
+              <w:top w:val="nil"/>
+              <w:left w:val="nil"/>
+              <w:bottom w:val="nil"/>
+              <w:right w:val="nil"/>
+            </w:tcBorders>
+            <w:shd w:val="clear" w:color="auto" w:fill="auto"/>
+            <w:vAlign w:val="center"/>
+            <w:hideMark/>
+          </w:tcPr>
+          <w:p>
+            <w:pPr>
+              <w:spacing w:after="0" w:line="240" w:lineRule="auto"/>
+              <w:jc w:val="right"/>
+              <w:rPr>
+                <w:rFonts w:ascii="Candara" w:eastAsia="Times New Roman" w:hAnsi="Candara" w:cs="Calibri"/>
+                <w:color w:val="000000"/>
+                <w:lang w:eastAsia="en-IN"/>
+              </w:rPr>
+            </w:pPr>
+            <w:r>
+              <w:rPr>
+                <w:rFonts w:ascii="Candara" w:eastAsia="Times New Roman" w:hAnsi="Candara" w:cs="Calibri"/>
+                <w:color w:val="000000"/>
+                <w:lang w:eastAsia="en-IN"/>
+              </w:rPr>
+              <w:t>101</w:t>
+            </w:r>
+          </w:p>
+        </w:tc>
+        <w:tc>
+          <w:tcPr>
+            <w:tcW w:w="0" w:type="auto"/>
+            <w:tcBorders>
+              <w:top w:val="nil"/>
+              <w:left w:val="nil"/>
+              <w:bottom w:val="nil"/>
+              <w:right w:val="nil"/>
+            </w:tcBorders>
+            <w:shd w:val="clear" w:color="auto" w:fill="auto"/>
+            <w:vAlign w:val="center"/>
+            <w:hideMark/>
+          </w:tcPr>
+          <w:p>
+            <w:pPr>
+              <w:spacing w:after="0" w:line="240" w:lineRule="auto"/>
+              <w:rPr>
+                <w:rFonts w:ascii="Candara" w:eastAsia="Times New Roman" w:hAnsi="Candara" w:cs="Calibri"/>
+                <w:color w:val="000000"/>
+                <w:lang w:eastAsia="en-IN"/>
+              </w:rPr>
+            </w:pPr>
+            <w:r>
+              <w:rPr>
+                <w:rFonts w:ascii="Candara" w:eastAsia="Times New Roman" w:hAnsi="Candara" w:cs="Calibri"/>
+                <w:color w:val="000000"/>
+                <w:lang w:eastAsia="en-IN"/>
+              </w:rPr>
+              <w:t>Alice</w:t>
+            </w:r>
+          </w:p>
+        </w:tc>
+        <w:tc>
+          <w:tcPr>
+            <w:tcW w:w="0" w:type="auto"/>
+            <w:tcBorders>
+              <w:top w:val="nil"/>
+              <w:left w:val="nil"/>
+              <w:bottom w:val="nil"/>
+              <w:right w:val="nil"/>
+            </w:tcBorders>
+            <w:shd w:val="clear" w:color="auto" w:fill="auto"/>
+            <w:vAlign w:val="center"/>
+            <w:hideMark/>
+          </w:tcPr>
+          <w:p>
+            <w:pPr>
+              <w:spacing w:after="0" w:line="240" w:lineRule="auto"/>
+              <w:jc w:val="right"/>
+              <w:rPr>
+                <w:rFonts w:ascii="Candara" w:eastAsia="Times New Roman" w:hAnsi="Candara" w:cs="Calibri"/>
+                <w:color w:val="000000"/>
+                <w:lang w:eastAsia="en-IN"/>
+              </w:rPr>
+            </w:pPr>
+            <w:r>
+              <w:rPr>
+                <w:rFonts w:ascii="Candara" w:eastAsia="Times New Roman" w:hAnsi="Candara" w:cs="Calibri"/>
+                <w:color w:val="000000"/>
+                <w:lang w:eastAsia="en-IN"/>
+              </w:rPr>
+              <w:t>1</w:t>
+            </w:r>
+          </w:p>
+        </w:tc>
+        <w:tc>
+          <w:tcPr>
+            <w:tcW w:w="0" w:type="auto"/>
+            <w:tcBorders>
+              <w:top w:val="nil"/>
+              <w:left w:val="nil"/>
+              <w:bottom w:val="nil"/>
+              <w:right w:val="nil"/>
+            </w:tcBorders>
+            <w:shd w:val="clear" w:color="auto" w:fill="auto"/>
+            <w:vAlign w:val="center"/>
+            <w:hideMark/>
+          </w:tcPr>
+          <w:p>
+            <w:pPr>
+              <w:spacing w:after="0" w:line="240" w:lineRule="auto"/>
+              <w:jc w:val="right"/>
+              <w:rPr>
+                <w:rFonts w:ascii="Candara" w:eastAsia="Times New Roman" w:hAnsi="Candara" w:cs="Calibri"/>
+                <w:color w:val="000000"/>
+                <w:lang w:eastAsia="en-IN"/>
+              </w:rPr>
+            </w:pPr>
+            <w:r>
+              <w:rPr>
+                <w:rFonts w:ascii="Candara" w:eastAsia="Times New Roman" w:hAnsi="Candara" w:cs="Calibri"/>
+                <w:color w:val="000000"/>
+                <w:lang w:eastAsia="en-IN"/>
+              </w:rPr>
+              <w:t>60000</w:t>
+            </w:r>
+          </w:p>
+        </w:tc>
+      </w:tr>
+      <w:tr>
+        <w:trPr>
+          <w:trHeight w:val="288"/>
+        </w:trPr>
+        <w:tc>
+          <w:tcPr>
+            <w:tcW w:w="0" w:type="auto"/>
+            <w:tcBorders>
+              <w:top w:val="nil"/>
+              <w:left w:val="single" w:sz="4" w:space="0" w:color="auto"/>
+              <w:bottom w:val="single" w:sz="4" w:space="0" w:color="auto"/>
+              <w:right w:val="single" w:sz="4" w:space="0" w:color="auto"/>
+            </w:tcBorders>
+            <w:shd w:val="clear" w:color="auto" w:fill="auto"/>
+            <w:vAlign w:val="center"/>
+            <w:hideMark/>
+          </w:tcPr>
+          <w:p>
+            <w:pPr>
+              <w:spacing w:after="0" w:line="240" w:lineRule="auto"/>
+              <w:jc w:val="right"/>
+              <w:rPr>
+                <w:rFonts w:ascii="Candara" w:eastAsia="Times New Roman" w:hAnsi="Candara" w:cs="Calibri"/>
+                <w:color w:val="000000"/>
+                <w:lang w:eastAsia="en-IN"/>
+              </w:rPr>
+            </w:pPr>
+            <w:r>
+              <w:rPr>
+                <w:rFonts w:ascii="Candara" w:eastAsia="Times New Roman" w:hAnsi="Candara" w:cs="Calibri"/>
+                <w:color w:val="000000"/>
+                <w:lang w:eastAsia="en-IN"/>
+              </w:rPr>
+              <w:t>102</w:t>
+            </w:r>
+          </w:p>
+        </w:tc>
+        <w:tc>
+          <w:tcPr>
+            <w:tcW w:w="0" w:type="auto"/>
+            <w:tcBorders>
+              <w:top w:val="nil"/>
+              <w:left w:val="nil"/>
+              <w:bottom w:val="single" w:sz="4" w:space="0" w:color="auto"/>
+              <w:right w:val="single" w:sz="4" w:space="0" w:color="auto"/>
+            </w:tcBorders>
+            <w:shd w:val="clear" w:color="auto" w:fill="auto"/>
+            <w:vAlign w:val="center"/>
+            <w:hideMark/>
+          </w:tcPr>
+          <w:p>
+            <w:pPr>
+              <w:spacing w:after="0" w:line="240" w:lineRule="auto"/>
+              <w:rPr>
+                <w:rFonts w:ascii="Candara" w:eastAsia="Times New Roman" w:hAnsi="Candara" w:cs="Calibri"/>
+                <w:color w:val="000000"/>
+                <w:lang w:eastAsia="en-IN"/>
+              </w:rPr>
+            </w:pPr>
+            <w:r>
+              <w:rPr>
+                <w:rFonts w:ascii="Candara" w:eastAsia="Times New Roman" w:hAnsi="Candara" w:cs="Calibri"/>
+                <w:color w:val="000000"/>
+                <w:lang w:eastAsia="en-IN"/>
+              </w:rPr>
+              <w:t>Bob</w:t>
+            </w:r>
+          </w:p>
+        </w:tc>
+        <w:tc>
+          <w:tcPr>
+            <w:tcW w:w="0" w:type="auto"/>
+            <w:tcBorders>
+              <w:top w:val="nil"/>
+              <w:left w:val="nil"/>
+              <w:bottom w:val="single" w:sz="4" w:space="0" w:color="auto"/>
+              <w:right w:val="single" w:sz="4" w:space="0" w:color="auto"/>
+            </w:tcBorders>
+            <w:shd w:val="clear" w:color="auto" w:fill="auto"/>
+            <w:vAlign w:val="center"/>
+            <w:hideMark/>
+          </w:tcPr>
+          <w:p>
+            <w:pPr>
+              <w:spacing w:after="0" w:line="240" w:lineRule="auto"/>
+              <w:jc w:val="right"/>
+              <w:rPr>
+                <w:rFonts w:ascii="Candara" w:eastAsia="Times New Roman" w:hAnsi="Candara" w:cs="Calibri"/>
+                <w:color w:val="000000"/>
+                <w:lang w:eastAsia="en-IN"/>
+              </w:rPr>
+            </w:pPr>
+            <w:r>
+              <w:rPr>
+                <w:rFonts w:ascii="Candara" w:eastAsia="Times New Roman" w:hAnsi="Candara" w:cs="Calibri"/>
+                <w:color w:val="000000"/>
+                <w:lang w:eastAsia="en-IN"/>
+              </w:rPr>
+              <w:t>2</w:t>
+            </w:r>
+          </w:p>
+        </w:tc>
+        <w:tc>
+          <w:tcPr>
+            <w:tcW w:w="0" w:type="auto"/>
+            <w:tcBorders>
+              <w:top w:val="nil"/>
+              <w:left w:val="nil"/>
+              <w:bottom w:val="single" w:sz="4" w:space="0" w:color="auto"/>
+              <w:right w:val="single" w:sz="4" w:space="0" w:color="auto"/>
+            </w:tcBorders>
+            <w:shd w:val="clear" w:color="auto" w:fill="auto"/>
+            <w:vAlign w:val="center"/>
+            <w:hideMark/>
+          </w:tcPr>
+          <w:p>
+            <w:pPr>
+              <w:spacing w:after="0" w:line="240" w:lineRule="auto"/>
+              <w:jc w:val="right"/>
+              <w:rPr>
+                <w:rFonts w:ascii="Candara" w:eastAsia="Times New Roman" w:hAnsi="Candara" w:cs="Calibri"/>
+                <w:color w:val="000000"/>
+                <w:lang w:eastAsia="en-IN"/>
+              </w:rPr>
+            </w:pPr>
+            <w:r>
+              <w:rPr>
+                <w:rFonts w:ascii="Candara" w:eastAsia="Times New Roman" w:hAnsi="Candara" w:cs="Calibri"/>
+                <w:color w:val="000000"/>
+                <w:lang w:eastAsia="en-IN"/>
+              </w:rPr>
+              <w:t>55000</w:t>
+            </w:r>
+          </w:p>
+        </w:tc>
+        <w:tc>
+          <w:tcPr>
+            <w:tcW w:w="0" w:type="auto"/>
+            <w:tcBorders>
+              <w:top w:val="nil"/>
+              <w:left w:val="nil"/>
+              <w:bottom w:val="nil"/>
+              <w:right w:val="nil"/>
+            </w:tcBorders>
+            <w:shd w:val="clear" w:color="auto" w:fill="auto"/>
+            <w:noWrap/>
+            <w:vAlign w:val="bottom"/>
+            <w:hideMark/>
+          </w:tcPr>
+          <w:p>
+            <w:pPr>
+              <w:spacing w:after="0" w:line="240" w:lineRule="auto"/>
+              <w:jc w:val="right"/>
+              <w:rPr>
+                <w:rFonts w:ascii="Candara" w:eastAsia="Times New Roman" w:hAnsi="Candara" w:cs="Calibri"/>
+                <w:color w:val="000000"/>
+                <w:lang w:eastAsia="en-IN"/>
+              </w:rPr>
+            </w:pPr>
+          </w:p>
+        </w:tc>
+        <w:tc>
+          <w:tcPr>
+            <w:tcW w:w="0" w:type="auto"/>
+            <w:tcBorders>
+              <w:top w:val="nil"/>
+              <w:left w:val="nil"/>
+              <w:bottom w:val="nil"/>
+              <w:right w:val="nil"/>
+            </w:tcBorders>
+            <w:shd w:val="clear" w:color="auto" w:fill="auto"/>
+            <w:vAlign w:val="center"/>
+            <w:hideMark/>
+          </w:tcPr>
+          <w:p>
+            <w:pPr>
+              <w:spacing w:after="0" w:line="240" w:lineRule="auto"/>
+              <w:jc w:val="right"/>
+              <w:rPr>
+                <w:rFonts w:ascii="Candara" w:eastAsia="Times New Roman" w:hAnsi="Candara" w:cs="Calibri"/>
+                <w:color w:val="000000"/>
+                <w:lang w:eastAsia="en-IN"/>
+              </w:rPr>
+            </w:pPr>
+            <w:r>
+              <w:rPr>
+                <w:rFonts w:ascii="Candara" w:eastAsia="Times New Roman" w:hAnsi="Candara" w:cs="Calibri"/>
+                <w:color w:val="000000"/>
+                <w:lang w:eastAsia="en-IN"/>
+              </w:rPr>
+              <w:t>102</w:t>
+            </w:r>
+          </w:p>
+        </w:tc>
+        <w:tc>
+          <w:tcPr>
+            <w:tcW w:w="0" w:type="auto"/>
+            <w:tcBorders>
+              <w:top w:val="nil"/>
+              <w:left w:val="nil"/>
+              <w:bottom w:val="nil"/>
+              <w:right w:val="nil"/>
+            </w:tcBorders>
+            <w:shd w:val="clear" w:color="auto" w:fill="auto"/>
+            <w:vAlign w:val="center"/>
+            <w:hideMark/>
+          </w:tcPr>
+          <w:p>
+            <w:pPr>
+              <w:spacing w:after="0" w:line="240" w:lineRule="auto"/>
+              <w:rPr>
+                <w:rFonts w:ascii="Candara" w:eastAsia="Times New Roman" w:hAnsi="Candara" w:cs="Calibri"/>
+                <w:color w:val="000000"/>
+                <w:lang w:eastAsia="en-IN"/>
+              </w:rPr>
+            </w:pPr>
+            <w:r>
+              <w:rPr>
+                <w:rFonts w:ascii="Candara" w:eastAsia="Times New Roman" w:hAnsi="Candara" w:cs="Calibri"/>
+                <w:color w:val="000000"/>
+                <w:lang w:eastAsia="en-IN"/>
+              </w:rPr>
+              <w:t>Bob</w:t>
+            </w:r>
+          </w:p>
+        </w:tc>
+        <w:tc>
+          <w:tcPr>
+            <w:tcW w:w="0" w:type="auto"/>
+            <w:tcBorders>
+              <w:top w:val="nil"/>
+              <w:left w:val="nil"/>
+              <w:bottom w:val="nil"/>
+              <w:right w:val="nil"/>
+            </w:tcBorders>
+            <w:shd w:val="clear" w:color="auto" w:fill="auto"/>
+            <w:vAlign w:val="center"/>
+            <w:hideMark/>
+          </w:tcPr>
+          <w:p>
+            <w:pPr>
+              <w:spacing w:after="0" w:line="240" w:lineRule="auto"/>
+              <w:jc w:val="right"/>
+              <w:rPr>
+                <w:rFonts w:ascii="Candara" w:eastAsia="Times New Roman" w:hAnsi="Candara" w:cs="Calibri"/>
+                <w:color w:val="000000"/>
+                <w:lang w:eastAsia="en-IN"/>
+              </w:rPr>
+            </w:pPr>
+            <w:r>
+              <w:rPr>
+                <w:rFonts w:ascii="Candara" w:eastAsia="Times New Roman" w:hAnsi="Candara" w:cs="Calibri"/>
+                <w:color w:val="000000"/>
+                <w:lang w:eastAsia="en-IN"/>
+              </w:rPr>
+              <w:t>2</w:t>
+            </w:r>
+          </w:p>
+        </w:tc>
+        <w:tc>
+          <w:tcPr>
+            <w:tcW w:w="0" w:type="auto"/>
+            <w:tcBorders>
+              <w:top w:val="nil"/>
+              <w:left w:val="nil"/>
+              <w:bottom w:val="nil"/>
+              <w:right w:val="nil"/>
+            </w:tcBorders>
+            <w:shd w:val="clear" w:color="auto" w:fill="auto"/>
+            <w:vAlign w:val="center"/>
+            <w:hideMark/>
+          </w:tcPr>
+          <w:p>
+            <w:pPr>
+              <w:spacing w:after="0" w:line="240" w:lineRule="auto"/>
+              <w:jc w:val="right"/>
+              <w:rPr>
+                <w:rFonts w:ascii="Candara" w:eastAsia="Times New Roman" w:hAnsi="Candara" w:cs="Calibri"/>
+                <w:color w:val="000000"/>
+                <w:lang w:eastAsia="en-IN"/>
+              </w:rPr>
+            </w:pPr>
+            <w:r>
+              <w:rPr>
+                <w:rFonts w:ascii="Candara" w:eastAsia="Times New Roman" w:hAnsi="Candara" w:cs="Calibri"/>
+                <w:color w:val="000000"/>
+                <w:lang w:eastAsia="en-IN"/>
+              </w:rPr>
+              <w:t>55000</w:t>
+            </w:r>
+          </w:p>
+        </w:tc>
+      </w:tr>
+      <w:tr>
+        <w:trPr>
+          <w:trHeight w:val="288"/>
+        </w:trPr>
+        <w:tc>
+          <w:tcPr>
+            <w:tcW w:w="0" w:type="auto"/>
+            <w:tcBorders>
+              <w:top w:val="nil"/>
+              <w:left w:val="single" w:sz="4" w:space="0" w:color="auto"/>
+              <w:bottom w:val="single" w:sz="4" w:space="0" w:color="auto"/>
+              <w:right w:val="single" w:sz="4" w:space="0" w:color="auto"/>
+            </w:tcBorders>
+            <w:shd w:val="clear" w:color="auto" w:fill="auto"/>
+            <w:vAlign w:val="center"/>
+            <w:hideMark/>
+          </w:tcPr>
+          <w:p>
+            <w:pPr>
+              <w:spacing w:after="0" w:line="240" w:lineRule="auto"/>
+              <w:jc w:val="right"/>
+              <w:rPr>
+                <w:rFonts w:ascii="Candara" w:eastAsia="Times New Roman" w:hAnsi="Candara" w:cs="Calibri"/>
+                <w:color w:val="000000"/>
+                <w:lang w:eastAsia="en-IN"/>
+              </w:rPr>
+            </w:pPr>
+            <w:r>
+              <w:rPr>
+                <w:rFonts w:ascii="Candara" w:eastAsia="Times New Roman" w:hAnsi="Candara" w:cs="Calibri"/>
+                <w:color w:val="000000"/>
+                <w:lang w:eastAsia="en-IN"/>
+              </w:rPr>
+              <w:t>103</w:t>
+            </w:r>
+          </w:p>
+        </w:tc>
+        <w:tc>
+          <w:tcPr>
+            <w:tcW w:w="0" w:type="auto"/>
+            <w:tcBorders>
+              <w:top w:val="nil"/>
+              <w:left w:val="nil"/>
+              <w:bottom w:val="single" w:sz="4" w:space="0" w:color="auto"/>
+              <w:right w:val="single" w:sz="4" w:space="0" w:color="auto"/>
+            </w:tcBorders>
+            <w:shd w:val="clear" w:color="auto" w:fill="auto"/>
+            <w:vAlign w:val="center"/>
+            <w:hideMark/>
+          </w:tcPr>
+          <w:p>
+            <w:pPr>
+              <w:spacing w:after="0" w:line="240" w:lineRule="auto"/>
+              <w:rPr>
+                <w:rFonts w:ascii="Candara" w:eastAsia="Times New Roman" w:hAnsi="Candara" w:cs="Calibri"/>
+                <w:color w:val="000000"/>
+                <w:lang w:eastAsia="en-IN"/>
+              </w:rPr>
+            </w:pPr>
+            <w:r>
+              <w:rPr>
+                <w:rFonts w:ascii="Candara" w:eastAsia="Times New Roman" w:hAnsi="Candara" w:cs="Calibri"/>
+                <w:color w:val="000000"/>
+                <w:lang w:eastAsia="en-IN"/>
+              </w:rPr>
+              <w:t>Charlie</w:t>
+            </w:r>
+          </w:p>
+        </w:tc>
+        <w:tc>
+          <w:tcPr>
+            <w:tcW w:w="0" w:type="auto"/>
+            <w:tcBorders>
+              <w:top w:val="nil"/>
+              <w:left w:val="nil"/>
+              <w:bottom w:val="single" w:sz="4" w:space="0" w:color="auto"/>
+              <w:right w:val="single" w:sz="4" w:space="0" w:color="auto"/>
+            </w:tcBorders>
+            <w:shd w:val="clear" w:color="auto" w:fill="auto"/>
+            <w:vAlign w:val="center"/>
+            <w:hideMark/>
+          </w:tcPr>
+          <w:p>
+            <w:pPr>
+              <w:spacing w:after="0" w:line="240" w:lineRule="auto"/>
+              <w:jc w:val="right"/>
+              <w:rPr>
+                <w:rFonts w:ascii="Candara" w:eastAsia="Times New Roman" w:hAnsi="Candara" w:cs="Calibri"/>
+                <w:color w:val="000000"/>
+                <w:lang w:eastAsia="en-IN"/>
+              </w:rPr>
+            </w:pPr>
+            <w:r>
+              <w:rPr>
+                <w:rFonts w:ascii="Candara" w:eastAsia="Times New Roman" w:hAnsi="Candara" w:cs="Calibri"/>
+                <w:color w:val="000000"/>
+                <w:lang w:eastAsia="en-IN"/>
+              </w:rPr>
+              <w:t>1</w:t>
+            </w:r>
+          </w:p>
+        </w:tc>
+        <w:tc>
+          <w:tcPr>
+            <w:tcW w:w="0" w:type="auto"/>
+            <w:tcBorders>
+              <w:top w:val="nil"/>
+              <w:left w:val="nil"/>
+              <w:bottom w:val="single" w:sz="4" w:space="0" w:color="auto"/>
+              <w:right w:val="single" w:sz="4" w:space="0" w:color="auto"/>
+            </w:tcBorders>
+            <w:shd w:val="clear" w:color="auto" w:fill="auto"/>
+            <w:vAlign w:val="center"/>
+            <w:hideMark/>
+          </w:tcPr>
+          <w:p>
+            <w:pPr>
+              <w:spacing w:after="0" w:line="240" w:lineRule="auto"/>
+              <w:jc w:val="right"/>
+              <w:rPr>
+                <w:rFonts w:ascii="Candara" w:eastAsia="Times New Roman" w:hAnsi="Candara" w:cs="Calibri"/>
+                <w:color w:val="000000"/>
+                <w:lang w:eastAsia="en-IN"/>
+              </w:rPr>
+            </w:pPr>
+            <w:r>
+              <w:rPr>
+                <w:rFonts w:ascii="Candara" w:eastAsia="Times New Roman" w:hAnsi="Candara" w:cs="Calibri"/>
+                <w:color w:val="000000"/>
+                <w:lang w:eastAsia="en-IN"/>
+              </w:rPr>
+              <w:t>70000</w:t>
+            </w:r>
+          </w:p>
+        </w:tc>
+        <w:tc>
+          <w:tcPr>
+            <w:tcW w:w="0" w:type="auto"/>
+            <w:tcBorders>
+              <w:top w:val="nil"/>
+              <w:left w:val="nil"/>
+              <w:bottom w:val="nil"/>
+              <w:right w:val="nil"/>
+            </w:tcBorders>
+            <w:shd w:val="clear" w:color="auto" w:fill="auto"/>
+            <w:noWrap/>
+            <w:vAlign w:val="bottom"/>
+            <w:hideMark/>
+          </w:tcPr>
+          <w:p>
+            <w:pPr>
+              <w:spacing w:after="0" w:line="240" w:lineRule="auto"/>
+              <w:jc w:val="right"/>
+              <w:rPr>
+                <w:rFonts w:ascii="Candara" w:eastAsia="Times New Roman" w:hAnsi="Candara" w:cs="Calibri"/>
+                <w:color w:val="000000"/>
+                <w:lang w:eastAsia="en-IN"/>
+              </w:rPr>
+            </w:pPr>
+          </w:p>
+        </w:tc>
+        <w:tc>
+          <w:tcPr>
+            <w:tcW w:w="0" w:type="auto"/>
+            <w:tcBorders>
+              <w:top w:val="nil"/>
+              <w:left w:val="nil"/>
+              <w:bottom w:val="nil"/>
+              <w:right w:val="nil"/>
+            </w:tcBorders>
+            <w:shd w:val="clear" w:color="auto" w:fill="auto"/>
+            <w:vAlign w:val="center"/>
+            <w:hideMark/>
+          </w:tcPr>
+          <w:p>
+            <w:pPr>
+              <w:spacing w:after="0" w:line="240" w:lineRule="auto"/>
+              <w:jc w:val="right"/>
+              <w:rPr>
+                <w:rFonts w:ascii="Candara" w:eastAsia="Times New Roman" w:hAnsi="Candara" w:cs="Calibri"/>
+                <w:color w:val="000000"/>
+                <w:lang w:eastAsia="en-IN"/>
+              </w:rPr>
+            </w:pPr>
+            <w:r>
+              <w:rPr>
+                <w:rFonts w:ascii="Candara" w:eastAsia="Times New Roman" w:hAnsi="Candara" w:cs="Calibri"/>
+                <w:color w:val="000000"/>
+                <w:lang w:eastAsia="en-IN"/>
+              </w:rPr>
+              <w:t>103</w:t>
+            </w:r>
+          </w:p>
+        </w:tc>
+        <w:tc>
+          <w:tcPr>
+            <w:tcW w:w="0" w:type="auto"/>
+            <w:tcBorders>
+              <w:top w:val="nil"/>
+              <w:left w:val="nil"/>
+              <w:bottom w:val="nil"/>
+              <w:right w:val="nil"/>
+            </w:tcBorders>
+            <w:shd w:val="clear" w:color="auto" w:fill="auto"/>
+            <w:vAlign w:val="center"/>
+            <w:hideMark/>
+          </w:tcPr>
+          <w:p>
+            <w:pPr>
+              <w:spacing w:after="0" w:line="240" w:lineRule="auto"/>
+              <w:rPr>
+                <w:rFonts w:ascii="Candara" w:eastAsia="Times New Roman" w:hAnsi="Candara" w:cs="Calibri"/>
+                <w:color w:val="000000"/>
+                <w:lang w:eastAsia="en-IN"/>
+              </w:rPr>
+            </w:pPr>
+            <w:r>
+              <w:rPr>
+                <w:rFonts w:ascii="Candara" w:eastAsia="Times New Roman" w:hAnsi="Candara" w:cs="Calibri"/>
+                <w:color w:val="000000"/>
+                <w:lang w:eastAsia="en-IN"/>
+              </w:rPr>
+              <w:t>Charlie</w:t>
+            </w:r>
+          </w:p>
+        </w:tc>
+        <w:tc>
+          <w:tcPr>
+            <w:tcW w:w="0" w:type="auto"/>
+            <w:tcBorders>
+              <w:top w:val="nil"/>
+              <w:left w:val="nil"/>
+              <w:bottom w:val="nil"/>
+              <w:right w:val="nil"/>
+            </w:tcBorders>
+            <w:shd w:val="clear" w:color="auto" w:fill="auto"/>
+            <w:vAlign w:val="center"/>
+            <w:hideMark/>
+          </w:tcPr>
+          <w:p>
+            <w:pPr>
+              <w:spacing w:after="0" w:line="240" w:lineRule="auto"/>
+              <w:jc w:val="right"/>
+              <w:rPr>
+                <w:rFonts w:ascii="Candara" w:eastAsia="Times New Roman" w:hAnsi="Candara" w:cs="Calibri"/>
+                <w:color w:val="000000"/>
+                <w:lang w:eastAsia="en-IN"/>
+              </w:rPr>
+            </w:pPr>
+            <w:r>
+              <w:rPr>
+                <w:rFonts w:ascii="Candara" w:eastAsia="Times New Roman" w:hAnsi="Candara" w:cs="Calibri"/>
+                <w:color w:val="000000"/>
+                <w:lang w:eastAsia="en-IN"/>
+              </w:rPr>
+              <w:t>1</w:t>
+            </w:r>
+          </w:p>
+        </w:tc>
+        <w:tc>
+          <w:tcPr>
+            <w:tcW w:w="0" w:type="auto"/>
+            <w:tcBorders>
+              <w:top w:val="nil"/>
+              <w:left w:val="nil"/>
+              <w:bottom w:val="nil"/>
+              <w:right w:val="nil"/>
+            </w:tcBorders>
+            <w:shd w:val="clear" w:color="auto" w:fill="auto"/>
+            <w:vAlign w:val="center"/>
+            <w:hideMark/>
+          </w:tcPr>
+          <w:p>
+            <w:pPr>
+              <w:spacing w:after="0" w:line="240" w:lineRule="auto"/>
+              <w:jc w:val="right"/>
+              <w:rPr>
+                <w:rFonts w:ascii="Candara" w:eastAsia="Times New Roman" w:hAnsi="Candara" w:cs="Calibri"/>
+                <w:color w:val="000000"/>
+                <w:lang w:eastAsia="en-IN"/>
+              </w:rPr>
+            </w:pPr>
+            <w:r>
+              <w:rPr>
+                <w:rFonts w:ascii="Candara" w:eastAsia="Times New Roman" w:hAnsi="Candara" w:cs="Calibri"/>
+                <w:color w:val="000000"/>
+                <w:lang w:eastAsia="en-IN"/>
+              </w:rPr>
+              <w:t>70000</w:t>
+            </w:r>
+          </w:p>
+        </w:tc>
+      </w:tr>
+      <w:tr>
+        <w:trPr>
+          <w:trHeight w:val="288"/>
+        </w:trPr>
+        <w:tc>
+          <w:tcPr>
+            <w:tcW w:w="0" w:type="auto"/>
+            <w:tcBorders>
+              <w:top w:val="nil"/>
+              <w:left w:val="single" w:sz="4" w:space="0" w:color="auto"/>
+              <w:bottom w:val="single" w:sz="4" w:space="0" w:color="auto"/>
+              <w:right w:val="single" w:sz="4" w:space="0" w:color="auto"/>
+            </w:tcBorders>
+            <w:shd w:val="clear" w:color="auto" w:fill="auto"/>
+            <w:vAlign w:val="center"/>
+            <w:hideMark/>
+          </w:tcPr>
+          <w:p>
+            <w:pPr>
+              <w:spacing w:after="0" w:line="240" w:lineRule="auto"/>
+              <w:jc w:val="right"/>
+              <w:rPr>
+                <w:rFonts w:ascii="Candara" w:eastAsia="Times New Roman" w:hAnsi="Candara" w:cs="Calibri"/>
+                <w:color w:val="000000"/>
+                <w:lang w:eastAsia="en-IN"/>
+              </w:rPr>
+            </w:pPr>
+            <w:r>
+              <w:rPr>
+                <w:rFonts w:ascii="Candara" w:eastAsia="Times New Roman" w:hAnsi="Candara" w:cs="Calibri"/>
+                <w:color w:val="000000"/>
+                <w:lang w:eastAsia="en-IN"/>
+              </w:rPr>
+              <w:t>104</w:t>
+            </w:r>
+          </w:p>
+        </w:tc>
+        <w:tc>
+          <w:tcPr>
+            <w:tcW w:w="0" w:type="auto"/>
+            <w:tcBorders>
+              <w:top w:val="nil"/>
+              <w:left w:val="nil"/>
+              <w:bottom w:val="single" w:sz="4" w:space="0" w:color="auto"/>
+              <w:right w:val="single" w:sz="4" w:space="0" w:color="auto"/>
+            </w:tcBorders>
+            <w:shd w:val="clear" w:color="auto" w:fill="auto"/>
+            <w:vAlign w:val="center"/>
+            <w:hideMark/>
+          </w:tcPr>
+          <w:p>
+            <w:pPr>
+              <w:spacing w:after="0" w:line="240" w:lineRule="auto"/>
+              <w:rPr>
+                <w:rFonts w:ascii="Candara" w:eastAsia="Times New Roman" w:hAnsi="Candara" w:cs="Calibri"/>
+                <w:color w:val="000000"/>
+                <w:lang w:eastAsia="en-IN"/>
+              </w:rPr>
+            </w:pPr>
+            <w:r>
+              <w:rPr>
+                <w:rFonts w:ascii="Candara" w:eastAsia="Times New Roman" w:hAnsi="Candara" w:cs="Calibri"/>
+                <w:color w:val="000000"/>
+                <w:lang w:eastAsia="en-IN"/>
+              </w:rPr>
+              <w:t>David</w:t>
+            </w:r>
+          </w:p>
+        </w:tc>
+        <w:tc>
+          <w:tcPr>
+            <w:tcW w:w="0" w:type="auto"/>
+            <w:tcBorders>
+              <w:top w:val="nil"/>
+              <w:left w:val="nil"/>
+              <w:bottom w:val="single" w:sz="4" w:space="0" w:color="auto"/>
+              <w:right w:val="single" w:sz="4" w:space="0" w:color="auto"/>
+            </w:tcBorders>
+            <w:shd w:val="clear" w:color="auto" w:fill="auto"/>
+            <w:vAlign w:val="center"/>
+            <w:hideMark/>
+          </w:tcPr>
+          <w:p>
+            <w:pPr>
+              <w:spacing w:after="0" w:line="240" w:lineRule="auto"/>
+              <w:jc w:val="right"/>
+              <w:rPr>
+                <w:rFonts w:ascii="Candara" w:eastAsia="Times New Roman" w:hAnsi="Candara" w:cs="Calibri"/>
+                <w:color w:val="000000"/>
+                <w:lang w:eastAsia="en-IN"/>
+              </w:rPr>
+            </w:pPr>
+            <w:r>
+              <w:rPr>
+                <w:rFonts w:ascii="Candara" w:eastAsia="Times New Roman" w:hAnsi="Candara" w:cs="Calibri"/>
+                <w:color w:val="000000"/>
+                <w:lang w:eastAsia="en-IN"/>
+              </w:rPr>
+              <w:t>3</w:t>
+            </w:r>
+          </w:p>
+        </w:tc>
+        <w:tc>
+          <w:tcPr>
+            <w:tcW w:w="0" w:type="auto"/>
+            <w:tcBorders>
+              <w:top w:val="nil"/>
+              <w:left w:val="nil"/>
+              <w:bottom w:val="single" w:sz="4" w:space="0" w:color="auto"/>
+              <w:right w:val="single" w:sz="4" w:space="0" w:color="auto"/>
+            </w:tcBorders>
+            <w:shd w:val="clear" w:color="auto" w:fill="auto"/>
+            <w:vAlign w:val="center"/>
+            <w:hideMark/>
+          </w:tcPr>
+          <w:p>
+            <w:pPr>
+              <w:spacing w:after="0" w:line="240" w:lineRule="auto"/>
+              <w:jc w:val="right"/>
+              <w:rPr>
+                <w:rFonts w:ascii="Candara" w:eastAsia="Times New Roman" w:hAnsi="Candara" w:cs="Calibri"/>
+                <w:color w:val="000000"/>
+                <w:lang w:eastAsia="en-IN"/>
+              </w:rPr>
+            </w:pPr>
+            <w:r>
+              <w:rPr>
+                <w:rFonts w:ascii="Candara" w:eastAsia="Times New Roman" w:hAnsi="Candara" w:cs="Calibri"/>
+                <w:color w:val="000000"/>
+                <w:lang w:eastAsia="en-IN"/>
+              </w:rPr>
+              <w:t>50000</w:t>
+            </w:r>
+          </w:p>
+        </w:tc>
+        <w:tc>
+          <w:tcPr>
+            <w:tcW w:w="0" w:type="auto"/>
+            <w:tcBorders>
+              <w:top w:val="nil"/>
+              <w:left w:val="nil"/>
+              <w:bottom w:val="nil"/>
+              <w:right w:val="nil"/>
+            </w:tcBorders>
+            <w:shd w:val="clear" w:color="auto" w:fill="auto"/>
+            <w:noWrap/>
+            <w:vAlign w:val="bottom"/>
+            <w:hideMark/>
+          </w:tcPr>
+          <w:p>
+            <w:pPr>
+              <w:spacing w:after="0" w:line="240" w:lineRule="auto"/>
+              <w:jc w:val="right"/>
+              <w:rPr>
+                <w:rFonts w:ascii="Candara" w:eastAsia="Times New Roman" w:hAnsi="Candara" w:cs="Calibri"/>
+                <w:color w:val="000000"/>
+                <w:lang w:eastAsia="en-IN"/>
+              </w:rPr>
+            </w:pPr>
+          </w:p>
+        </w:tc>
+        <w:tc>
+          <w:tcPr>
+            <w:tcW w:w="0" w:type="auto"/>
+            <w:tcBorders>
+              <w:top w:val="nil"/>
+              <w:left w:val="nil"/>
+              <w:bottom w:val="nil"/>
+              <w:right w:val="nil"/>
+            </w:tcBorders>
+            <w:shd w:val="clear" w:color="auto" w:fill="auto"/>
+            <w:vAlign w:val="center"/>
+            <w:hideMark/>
+          </w:tcPr>
+          <w:p>
+            <w:pPr>
+              <w:spacing w:after="0" w:line="240" w:lineRule="auto"/>
+              <w:jc w:val="right"/>
+              <w:rPr>
+                <w:rFonts w:ascii="Candara" w:eastAsia="Times New Roman" w:hAnsi="Candara" w:cs="Calibri"/>
+                <w:color w:val="000000"/>
+                <w:lang w:eastAsia="en-IN"/>
+              </w:rPr>
+            </w:pPr>
+            <w:r>
+              <w:rPr>
+                <w:rFonts w:ascii="Candara" w:eastAsia="Times New Roman" w:hAnsi="Candara" w:cs="Calibri"/>
+                <w:color w:val="000000"/>
+                <w:lang w:eastAsia="en-IN"/>
+              </w:rPr>
+              <w:t>107</w:t>
+            </w:r>
+          </w:p>
+        </w:tc>
+        <w:tc>
+          <w:tcPr>
+            <w:tcW w:w="0" w:type="auto"/>
+            <w:tcBorders>
+              <w:top w:val="nil"/>
+              <w:left w:val="nil"/>
+              <w:bottom w:val="nil"/>
+              <w:right w:val="nil"/>
+            </w:tcBorders>
+            <w:shd w:val="clear" w:color="auto" w:fill="auto"/>
+            <w:vAlign w:val="center"/>
+            <w:hideMark/>
+          </w:tcPr>
+          <w:p>
+            <w:pPr>
+              <w:spacing w:after="0" w:line="240" w:lineRule="auto"/>
+              <w:rPr>
+                <w:rFonts w:ascii="Candara" w:eastAsia="Times New Roman" w:hAnsi="Candara" w:cs="Calibri"/>
+                <w:color w:val="000000"/>
+                <w:lang w:eastAsia="en-IN"/>
+              </w:rPr>
+            </w:pPr>
+            <w:r>
+              <w:rPr>
+                <w:rFonts w:ascii="Candara" w:eastAsia="Times New Roman" w:hAnsi="Candara" w:cs="Calibri"/>
+                <w:color w:val="000000"/>
+                <w:lang w:eastAsia="en-IN"/>
+              </w:rPr>
+              <w:t>Rajesh</w:t>
+            </w:r>
+          </w:p>
+        </w:tc>
+        <w:tc>
+          <w:tcPr>
+            <w:tcW w:w="0" w:type="auto"/>
+            <w:tcBorders>
+              <w:top w:val="nil"/>
+              <w:left w:val="nil"/>
+              <w:bottom w:val="nil"/>
+              <w:right w:val="nil"/>
+            </w:tcBorders>
+            <w:shd w:val="clear" w:color="auto" w:fill="auto"/>
+            <w:vAlign w:val="center"/>
+            <w:hideMark/>
+          </w:tcPr>
+          <w:p>
+            <w:pPr>
+              <w:spacing w:after="0" w:line="240" w:lineRule="auto"/>
+              <w:jc w:val="right"/>
+              <w:rPr>
+                <w:rFonts w:ascii="Candara" w:eastAsia="Times New Roman" w:hAnsi="Candara" w:cs="Calibri"/>
+                <w:color w:val="000000"/>
+                <w:lang w:eastAsia="en-IN"/>
+              </w:rPr>
+            </w:pPr>
+            <w:r>
+              <w:rPr>
+                <w:rFonts w:ascii="Candara" w:eastAsia="Times New Roman" w:hAnsi="Candara" w:cs="Calibri"/>
+                <w:color w:val="000000"/>
+                <w:lang w:eastAsia="en-IN"/>
+              </w:rPr>
+              <w:t>3</w:t>
+            </w:r>
+          </w:p>
+        </w:tc>
+        <w:tc>
+          <w:tcPr>
+            <w:tcW w:w="0" w:type="auto"/>
+            <w:tcBorders>
+              <w:top w:val="nil"/>
+              <w:left w:val="nil"/>
+              <w:bottom w:val="nil"/>
+              <w:right w:val="nil"/>
+            </w:tcBorders>
+            <w:shd w:val="clear" w:color="auto" w:fill="auto"/>
+            <w:vAlign w:val="center"/>
+            <w:hideMark/>
+          </w:tcPr>
+          <w:p>
+            <w:pPr>
+              <w:spacing w:after="0" w:line="240" w:lineRule="auto"/>
+              <w:jc w:val="right"/>
+              <w:rPr>
+                <w:rFonts w:ascii="Candara" w:eastAsia="Times New Roman" w:hAnsi="Candara" w:cs="Calibri"/>
+                <w:color w:val="000000"/>
+                <w:lang w:eastAsia="en-IN"/>
+              </w:rPr>
+            </w:pPr>
+            <w:r>
+              <w:rPr>
+                <w:rFonts w:ascii="Candara" w:eastAsia="Times New Roman" w:hAnsi="Candara" w:cs="Calibri"/>
+                <w:color w:val="000000"/>
+                <w:lang w:eastAsia="en-IN"/>
+              </w:rPr>
+              <w:t>55000</w:t>
+            </w:r>
+          </w:p>
+        </w:tc>
+      </w:tr>
+      <w:tr>
+        <w:trPr>
+          <w:trHeight w:val="288"/>
+        </w:trPr>
+        <w:tc>
+          <w:tcPr>
+            <w:tcW w:w="0" w:type="auto"/>
+            <w:tcBorders>
+              <w:top w:val="nil"/>
+              <w:left w:val="single" w:sz="4" w:space="0" w:color="auto"/>
+              <w:bottom w:val="single" w:sz="4" w:space="0" w:color="auto"/>
+              <w:right w:val="single" w:sz="4" w:space="0" w:color="auto"/>
+            </w:tcBorders>
+            <w:shd w:val="clear" w:color="auto" w:fill="auto"/>
+            <w:vAlign w:val="center"/>
+            <w:hideMark/>
+          </w:tcPr>
+          <w:p>
+            <w:pPr>
+              <w:spacing w:after="0" w:line="240" w:lineRule="auto"/>
+              <w:jc w:val="right"/>
+              <w:rPr>
+                <w:rFonts w:ascii="Candara" w:eastAsia="Times New Roman" w:hAnsi="Candara" w:cs="Calibri"/>
+                <w:color w:val="000000"/>
+                <w:lang w:eastAsia="en-IN"/>
+              </w:rPr>
+            </w:pPr>
+            <w:r>
+              <w:rPr>
+                <w:rFonts w:ascii="Candara" w:eastAsia="Times New Roman" w:hAnsi="Candara" w:cs="Calibri"/>
+                <w:color w:val="000000"/>
+                <w:lang w:eastAsia="en-IN"/>
+              </w:rPr>
+              <w:t>105</w:t>
+            </w:r>
+          </w:p>
+        </w:tc>
+        <w:tc>
+          <w:tcPr>
+            <w:tcW w:w="0" w:type="auto"/>
+            <w:tcBorders>
+              <w:top w:val="nil"/>
+              <w:left w:val="nil"/>
+              <w:bottom w:val="single" w:sz="4" w:space="0" w:color="auto"/>
+              <w:right w:val="single" w:sz="4" w:space="0" w:color="auto"/>
+            </w:tcBorders>
+            <w:shd w:val="clear" w:color="auto" w:fill="auto"/>
+            <w:vAlign w:val="center"/>
+            <w:hideMark/>
+          </w:tcPr>
+          <w:p>
+            <w:pPr>
+              <w:spacing w:after="0" w:line="240" w:lineRule="auto"/>
+              <w:rPr>
+                <w:rFonts w:ascii="Candara" w:eastAsia="Times New Roman" w:hAnsi="Candara" w:cs="Calibri"/>
+                <w:color w:val="000000"/>
+                <w:lang w:eastAsia="en-IN"/>
+              </w:rPr>
+            </w:pPr>
+            <w:r>
+              <w:rPr>
+                <w:rFonts w:ascii="Candara" w:eastAsia="Times New Roman" w:hAnsi="Candara" w:cs="Calibri"/>
+                <w:color w:val="000000"/>
+                <w:lang w:eastAsia="en-IN"/>
+              </w:rPr>
+              <w:t>Eva</w:t>
+            </w:r>
+          </w:p>
+        </w:tc>
+        <w:tc>
+          <w:tcPr>
+            <w:tcW w:w="0" w:type="auto"/>
+            <w:tcBorders>
+              <w:top w:val="nil"/>
+              <w:left w:val="nil"/>
+              <w:bottom w:val="single" w:sz="4" w:space="0" w:color="auto"/>
+              <w:right w:val="single" w:sz="4" w:space="0" w:color="auto"/>
+            </w:tcBorders>
+            <w:shd w:val="clear" w:color="auto" w:fill="auto"/>
+            <w:vAlign w:val="center"/>
+            <w:hideMark/>
+          </w:tcPr>
+          <w:p>
+            <w:pPr>
+              <w:spacing w:after="0" w:line="240" w:lineRule="auto"/>
+              <w:jc w:val="right"/>
+              <w:rPr>
+                <w:rFonts w:ascii="Candara" w:eastAsia="Times New Roman" w:hAnsi="Candara" w:cs="Calibri"/>
+                <w:color w:val="000000"/>
+                <w:lang w:eastAsia="en-IN"/>
+              </w:rPr>
+            </w:pPr>
+            <w:r>
+              <w:rPr>
+                <w:rFonts w:ascii="Candara" w:eastAsia="Times New Roman" w:hAnsi="Candara" w:cs="Calibri"/>
+                <w:color w:val="000000"/>
+                <w:lang w:eastAsia="en-IN"/>
+              </w:rPr>
+              <w:t>4</w:t>
+            </w:r>
+          </w:p>
+        </w:tc>
+        <w:tc>
+          <w:tcPr>
+            <w:tcW w:w="0" w:type="auto"/>
+            <w:tcBorders>
+              <w:top w:val="nil"/>
+              <w:left w:val="nil"/>
+              <w:bottom w:val="single" w:sz="4" w:space="0" w:color="auto"/>
+              <w:right w:val="single" w:sz="4" w:space="0" w:color="auto"/>
+            </w:tcBorders>
+            <w:shd w:val="clear" w:color="auto" w:fill="auto"/>
+            <w:vAlign w:val="center"/>
+            <w:hideMark/>
+          </w:tcPr>
+          <w:p>
+            <w:pPr>
+              <w:spacing w:after="0" w:line="240" w:lineRule="auto"/>
+              <w:jc w:val="right"/>
+              <w:rPr>
+                <w:rFonts w:ascii="Candara" w:eastAsia="Times New Roman" w:hAnsi="Candara" w:cs="Calibri"/>
+                <w:color w:val="000000"/>
+                <w:lang w:eastAsia="en-IN"/>
+              </w:rPr>
+            </w:pPr>
+            <w:r>
+              <w:rPr>
+                <w:rFonts w:ascii="Candara" w:eastAsia="Times New Roman" w:hAnsi="Candara" w:cs="Calibri"/>
+                <w:color w:val="000000"/>
+                <w:lang w:eastAsia="en-IN"/>
+              </w:rPr>
+              <w:t>65000</w:t>
+            </w:r>
+          </w:p>
+        </w:tc>
+        <w:tc>
+          <w:tcPr>
+            <w:tcW w:w="0" w:type="auto"/>
+            <w:tcBorders>
+              <w:top w:val="nil"/>
+              <w:left w:val="nil"/>
+              <w:bottom w:val="nil"/>
+              <w:right w:val="nil"/>
+            </w:tcBorders>
+            <w:shd w:val="clear" w:color="auto" w:fill="auto"/>
+            <w:noWrap/>
+            <w:vAlign w:val="bottom"/>
+            <w:hideMark/>
+          </w:tcPr>
+          <w:p>
+            <w:pPr>
+              <w:spacing w:after="0" w:line="240" w:lineRule="auto"/>
+              <w:jc w:val="right"/>
+              <w:rPr>
+                <w:rFonts w:ascii="Candara" w:eastAsia="Times New Roman" w:hAnsi="Candara" w:cs="Calibri"/>
+                <w:color w:val="000000"/>
+                <w:lang w:eastAsia="en-IN"/>
+              </w:rPr>
+            </w:pPr>
+          </w:p>
+        </w:tc>
+        <w:tc>
+          <w:tcPr>
+            <w:tcW w:w="0" w:type="auto"/>
+            <w:tcBorders>
+              <w:top w:val="nil"/>
+              <w:left w:val="nil"/>
+              <w:bottom w:val="nil"/>
+              <w:right w:val="nil"/>
+            </w:tcBorders>
+            <w:shd w:val="clear" w:color="auto" w:fill="auto"/>
+            <w:vAlign w:val="center"/>
+            <w:hideMark/>
+          </w:tcPr>
+          <w:p>
+            <w:pPr>
+              <w:spacing w:after="0" w:line="240" w:lineRule="auto"/>
+              <w:jc w:val="right"/>
+              <w:rPr>
+                <w:rFonts w:ascii="Candara" w:eastAsia="Times New Roman" w:hAnsi="Candara" w:cs="Calibri"/>
+                <w:color w:val="000000"/>
+                <w:lang w:eastAsia="en-IN"/>
+              </w:rPr>
+            </w:pPr>
+            <w:r>
+              <w:rPr>
+                <w:rFonts w:ascii="Candara" w:eastAsia="Times New Roman" w:hAnsi="Candara" w:cs="Calibri"/>
+                <w:color w:val="000000"/>
+                <w:lang w:eastAsia="en-IN"/>
+              </w:rPr>
+              <w:t>108</w:t>
+            </w:r>
+          </w:p>
+        </w:tc>
+        <w:tc>
+          <w:tcPr>
+            <w:tcW w:w="0" w:type="auto"/>
+            <w:tcBorders>
+              <w:top w:val="nil"/>
+              <w:left w:val="nil"/>
+              <w:bottom w:val="nil"/>
+              <w:right w:val="nil"/>
+            </w:tcBorders>
+            <w:shd w:val="clear" w:color="auto" w:fill="auto"/>
+            <w:vAlign w:val="center"/>
+            <w:hideMark/>
+          </w:tcPr>
+          <w:p>
+            <w:pPr>
+              <w:spacing w:after="0" w:line="240" w:lineRule="auto"/>
+              <w:rPr>
+                <w:rFonts w:ascii="Candara" w:eastAsia="Times New Roman" w:hAnsi="Candara" w:cs="Calibri"/>
+                <w:color w:val="000000"/>
+                <w:lang w:eastAsia="en-IN"/>
+              </w:rPr>
+            </w:pPr>
+            <w:r>
+              <w:rPr>
+                <w:rFonts w:ascii="Candara" w:eastAsia="Times New Roman" w:hAnsi="Candara" w:cs="Calibri"/>
+                <w:color w:val="000000"/>
+                <w:lang w:eastAsia="en-IN"/>
+              </w:rPr>
+              <w:t>Pankaj</w:t>
+            </w:r>
+          </w:p>
+        </w:tc>
+        <w:tc>
+          <w:tcPr>
+            <w:tcW w:w="0" w:type="auto"/>
+            <w:tcBorders>
+              <w:top w:val="nil"/>
+              <w:left w:val="nil"/>
+              <w:bottom w:val="nil"/>
+              <w:right w:val="nil"/>
+            </w:tcBorders>
+            <w:shd w:val="clear" w:color="auto" w:fill="auto"/>
+            <w:vAlign w:val="center"/>
+            <w:hideMark/>
+          </w:tcPr>
+          <w:p>
+            <w:pPr>
+              <w:spacing w:after="0" w:line="240" w:lineRule="auto"/>
+              <w:jc w:val="right"/>
+              <w:rPr>
+                <w:rFonts w:ascii="Candara" w:eastAsia="Times New Roman" w:hAnsi="Candara" w:cs="Calibri"/>
+                <w:color w:val="000000"/>
+                <w:lang w:eastAsia="en-IN"/>
+              </w:rPr>
+            </w:pPr>
+            <w:r>
+              <w:rPr>
+                <w:rFonts w:ascii="Candara" w:eastAsia="Times New Roman" w:hAnsi="Candara" w:cs="Calibri"/>
+                <w:color w:val="000000"/>
+                <w:lang w:eastAsia="en-IN"/>
+              </w:rPr>
+              <w:t>4</w:t>
+            </w:r>
+          </w:p>
+        </w:tc>
+        <w:tc>
+          <w:tcPr>
+            <w:tcW w:w="0" w:type="auto"/>
+            <w:tcBorders>
+              <w:top w:val="nil"/>
+              <w:left w:val="nil"/>
+              <w:bottom w:val="nil"/>
+              <w:right w:val="nil"/>
+            </w:tcBorders>
+            <w:shd w:val="clear" w:color="auto" w:fill="auto"/>
+            <w:vAlign w:val="center"/>
+            <w:hideMark/>
+          </w:tcPr>
+          <w:p>
+            <w:pPr>
+              <w:spacing w:after="0" w:line="240" w:lineRule="auto"/>
+              <w:jc w:val="right"/>
+              <w:rPr>
+                <w:rFonts w:ascii="Candara" w:eastAsia="Times New Roman" w:hAnsi="Candara" w:cs="Calibri"/>
+                <w:color w:val="000000"/>
+                <w:lang w:eastAsia="en-IN"/>
+              </w:rPr>
+            </w:pPr>
+            <w:r>
+              <w:rPr>
+                <w:rFonts w:ascii="Candara" w:eastAsia="Times New Roman" w:hAnsi="Candara" w:cs="Calibri"/>
+                <w:color w:val="000000"/>
+                <w:lang w:eastAsia="en-IN"/>
+              </w:rPr>
+              <w:t>60000</w:t>
+            </w:r>
+          </w:p>
+        </w:tc>
+      </w:tr>
+    </w:tbl>
+    <w:p>
+      <w:pPr>
+        <w:spacing w:after="0"/>
+        <w:rPr>
+          <w:rFonts w:ascii="Courier New" w:hAnsi="Courier New" w:cs="Courier New"/>
+          <w:color w:val="000000"/>
+          <w:sz w:val="24"/>
+          <w:szCs w:val="24"/>
+          <w:shd w:val="clear" w:color="auto" w:fill="FFFFFF"/>
+        </w:rPr>
+      </w:pPr>
+    </w:p>
+    <w:p>
+      <w:pPr>
+        <w:spacing w:after="0"/>
+        <w:rPr>
+          <w:rFonts w:ascii="Courier New" w:hAnsi="Courier New" w:cs="Courier New"/>
+          <w:color w:val="000000"/>
+          <w:sz w:val="24"/>
+          <w:szCs w:val="24"/>
+          <w:shd w:val="clear" w:color="auto" w:fill="FFFFFF"/>
+        </w:rPr>
+      </w:pPr>
+    </w:p>
+    <w:p>
+      <w:pPr>
+        <w:spacing w:after="0"/>
+        <w:rPr>
+          <w:rFonts w:ascii="Courier New" w:hAnsi="Courier New" w:cs="Courier New"/>
           <w:color w:val="000000"/>
           <w:sz w:val="24"/>
           <w:szCs w:val="24"/>
@@ -350,224 +2260,56 @@
       <w:r>
         <w:rPr>
           <w:rFonts w:ascii="Courier New" w:hAnsi="Courier New" w:cs="Courier New"/>
-          <w:b/>
-          <w:color w:val="000000"/>
-          <w:sz w:val="24"/>
-          <w:szCs w:val="24"/>
-          <w:shd w:val="clear" w:color="auto" w:fill="FFFFFF"/>
-        </w:rPr>
-        <w:t>Join two table and then Group by</w:t>
+          <w:color w:val="000000"/>
+          <w:sz w:val="24"/>
+          <w:szCs w:val="24"/>
+          <w:shd w:val="clear" w:color="auto" w:fill="FFFFFF"/>
+        </w:rPr>
+        <w:t>SELECT * FROM L_TB L</w:t>
       </w:r>
     </w:p>
     <w:p>
       <w:pPr>
         <w:spacing w:after="0"/>
-        <w:ind w:left="720"/>
-        <w:rPr>
-          <w:rFonts w:ascii="Courier New" w:hAnsi="Courier New" w:cs="Courier New"/>
-          <w:color w:val="000000"/>
+        <w:rPr>
+          <w:rFonts w:ascii="Courier New" w:hAnsi="Courier New" w:cs="Courier New"/>
+          <w:color w:val="000000"/>
+          <w:sz w:val="24"/>
           <w:szCs w:val="24"/>
           <w:shd w:val="clear" w:color="auto" w:fill="FFFFFF"/>
         </w:rPr>
       </w:pPr>
       <w:r>
         <w:rPr>
-          <w:rStyle w:val="sqlkeywordcolor"/>
-          <w:rFonts w:ascii="Courier New" w:hAnsi="Courier New" w:cs="Courier New"/>
-          <w:color w:val="0000CD"/>
-          <w:szCs w:val="24"/>
-          <w:shd w:val="clear" w:color="auto" w:fill="FFFFFF"/>
-        </w:rPr>
-        <w:t>SELECT</w:t>
-      </w:r>
-      <w:r>
-        <w:rPr>
-          <w:rFonts w:ascii="Courier New" w:hAnsi="Courier New" w:cs="Courier New"/>
-          <w:color w:val="000000"/>
-          <w:szCs w:val="24"/>
-          <w:shd w:val="clear" w:color="auto" w:fill="FFFFFF"/>
-        </w:rPr>
-        <w:t> Shippers.ShipperName, </w:t>
-      </w:r>
-      <w:r>
-        <w:rPr>
-          <w:rStyle w:val="sqlkeywordcolor"/>
-          <w:rFonts w:ascii="Courier New" w:hAnsi="Courier New" w:cs="Courier New"/>
-          <w:color w:val="0000CD"/>
-          <w:szCs w:val="24"/>
-          <w:shd w:val="clear" w:color="auto" w:fill="FFFFFF"/>
-        </w:rPr>
-        <w:t>COUNT</w:t>
-      </w:r>
-      <w:r>
-        <w:rPr>
-          <w:rFonts w:ascii="Courier New" w:hAnsi="Courier New" w:cs="Courier New"/>
-          <w:color w:val="000000"/>
-          <w:szCs w:val="24"/>
-          <w:shd w:val="clear" w:color="auto" w:fill="FFFFFF"/>
-        </w:rPr>
-        <w:t>(Orders.OrderID) </w:t>
-      </w:r>
-      <w:r>
-        <w:rPr>
-          <w:rStyle w:val="sqlkeywordcolor"/>
-          <w:rFonts w:ascii="Courier New" w:hAnsi="Courier New" w:cs="Courier New"/>
-          <w:color w:val="0000CD"/>
-          <w:szCs w:val="24"/>
-          <w:shd w:val="clear" w:color="auto" w:fill="FFFFFF"/>
-        </w:rPr>
-        <w:t>AS</w:t>
-      </w:r>
-      <w:r>
-        <w:rPr>
-          <w:rFonts w:ascii="Courier New" w:hAnsi="Courier New" w:cs="Courier New"/>
-          <w:color w:val="000000"/>
-          <w:szCs w:val="24"/>
-          <w:shd w:val="clear" w:color="auto" w:fill="FFFFFF"/>
-        </w:rPr>
-        <w:t> NumberOfOrders </w:t>
+          <w:rFonts w:ascii="Courier New" w:hAnsi="Courier New" w:cs="Courier New"/>
+          <w:color w:val="000000"/>
+          <w:sz w:val="24"/>
+          <w:szCs w:val="24"/>
+          <w:shd w:val="clear" w:color="auto" w:fill="FFFFFF"/>
+        </w:rPr>
+        <w:t>LEFT JOIN R_TB R</w:t>
       </w:r>
     </w:p>
     <w:p>
       <w:pPr>
         <w:spacing w:after="0"/>
-        <w:ind w:left="720"/>
-        <w:rPr>
-          <w:rFonts w:ascii="Courier New" w:hAnsi="Courier New" w:cs="Courier New"/>
-          <w:color w:val="000000"/>
+        <w:rPr>
+          <w:rFonts w:ascii="Courier New" w:hAnsi="Courier New" w:cs="Courier New"/>
+          <w:color w:val="000000"/>
+          <w:sz w:val="24"/>
           <w:szCs w:val="24"/>
           <w:shd w:val="clear" w:color="auto" w:fill="FFFFFF"/>
         </w:rPr>
       </w:pPr>
       <w:r>
         <w:rPr>
-          <w:rStyle w:val="sqlkeywordcolor"/>
-          <w:rFonts w:ascii="Courier New" w:hAnsi="Courier New" w:cs="Courier New"/>
-          <w:color w:val="0000CD"/>
-          <w:szCs w:val="24"/>
-          <w:shd w:val="clear" w:color="auto" w:fill="FFFFFF"/>
-        </w:rPr>
-        <w:t>FROM</w:t>
-      </w:r>
-      <w:r>
-        <w:rPr>
-          <w:rFonts w:ascii="Courier New" w:hAnsi="Courier New" w:cs="Courier New"/>
-          <w:color w:val="000000"/>
-          <w:szCs w:val="24"/>
-          <w:shd w:val="clear" w:color="auto" w:fill="FFFFFF"/>
-        </w:rPr>
-        <w:t> Orders</w:t>
-      </w:r>
-      <w:r>
-        <w:rPr>
-          <w:rFonts w:ascii="Courier New" w:hAnsi="Courier New" w:cs="Courier New"/>
-          <w:color w:val="000000"/>
-          <w:szCs w:val="24"/>
-        </w:rPr>
-        <w:br/>
-      </w:r>
-      <w:r>
-        <w:rPr>
-          <w:rStyle w:val="sqlkeywordcolor"/>
-          <w:rFonts w:ascii="Courier New" w:hAnsi="Courier New" w:cs="Courier New"/>
-          <w:color w:val="0000CD"/>
-          <w:szCs w:val="24"/>
-          <w:shd w:val="clear" w:color="auto" w:fill="FFFFFF"/>
-        </w:rPr>
-        <w:t>LEFT</w:t>
-      </w:r>
-      <w:r>
-        <w:rPr>
-          <w:rFonts w:ascii="Courier New" w:hAnsi="Courier New" w:cs="Courier New"/>
-          <w:color w:val="000000"/>
-          <w:szCs w:val="24"/>
-          <w:shd w:val="clear" w:color="auto" w:fill="FFFFFF"/>
-        </w:rPr>
-        <w:t> </w:t>
-      </w:r>
-      <w:r>
-        <w:rPr>
-          <w:rStyle w:val="sqlkeywordcolor"/>
-          <w:rFonts w:ascii="Courier New" w:hAnsi="Courier New" w:cs="Courier New"/>
-          <w:color w:val="0000CD"/>
-          <w:szCs w:val="24"/>
-          <w:shd w:val="clear" w:color="auto" w:fill="FFFFFF"/>
-        </w:rPr>
-        <w:t>JOIN</w:t>
-      </w:r>
-      <w:r>
-        <w:rPr>
-          <w:rFonts w:ascii="Courier New" w:hAnsi="Courier New" w:cs="Courier New"/>
-          <w:color w:val="000000"/>
-          <w:szCs w:val="24"/>
-          <w:shd w:val="clear" w:color="auto" w:fill="FFFFFF"/>
-        </w:rPr>
-        <w:t> Shippers </w:t>
-      </w:r>
-      <w:r>
-        <w:rPr>
-          <w:rStyle w:val="sqlkeywordcolor"/>
-          <w:rFonts w:ascii="Courier New" w:hAnsi="Courier New" w:cs="Courier New"/>
-          <w:color w:val="0000CD"/>
-          <w:szCs w:val="24"/>
-          <w:shd w:val="clear" w:color="auto" w:fill="FFFFFF"/>
-        </w:rPr>
-        <w:t>ON</w:t>
-      </w:r>
-      <w:r>
-        <w:rPr>
-          <w:rFonts w:ascii="Courier New" w:hAnsi="Courier New" w:cs="Courier New"/>
-          <w:color w:val="000000"/>
-          <w:szCs w:val="24"/>
-          <w:shd w:val="clear" w:color="auto" w:fill="FFFFFF"/>
-        </w:rPr>
-        <w:t> Orders.ShipperID = Shippers.ShipperID</w:t>
-      </w:r>
-      <w:r>
-        <w:rPr>
-          <w:rFonts w:ascii="Courier New" w:hAnsi="Courier New" w:cs="Courier New"/>
-          <w:color w:val="000000"/>
-          <w:szCs w:val="24"/>
-        </w:rPr>
-        <w:br/>
-      </w:r>
-      <w:r>
-        <w:rPr>
-          <w:rStyle w:val="sqlkeywordcolor"/>
-          <w:rFonts w:ascii="Courier New" w:hAnsi="Courier New" w:cs="Courier New"/>
-          <w:color w:val="0000CD"/>
-          <w:szCs w:val="24"/>
-          <w:shd w:val="clear" w:color="auto" w:fill="FFFFFF"/>
-        </w:rPr>
-        <w:t>GROUP</w:t>
-      </w:r>
-      <w:r>
-        <w:rPr>
-          <w:rFonts w:ascii="Courier New" w:hAnsi="Courier New" w:cs="Courier New"/>
-          <w:color w:val="000000"/>
-          <w:szCs w:val="24"/>
-          <w:shd w:val="clear" w:color="auto" w:fill="FFFFFF"/>
-        </w:rPr>
-        <w:t> </w:t>
-      </w:r>
-      <w:r>
-        <w:rPr>
-          <w:rStyle w:val="sqlkeywordcolor"/>
-          <w:rFonts w:ascii="Courier New" w:hAnsi="Courier New" w:cs="Courier New"/>
-          <w:color w:val="0000CD"/>
-          <w:szCs w:val="24"/>
-          <w:shd w:val="clear" w:color="auto" w:fill="FFFFFF"/>
-        </w:rPr>
-        <w:t>BY</w:t>
-      </w:r>
-      <w:r>
-        <w:rPr>
-          <w:rFonts w:ascii="Courier New" w:hAnsi="Courier New" w:cs="Courier New"/>
-          <w:color w:val="000000"/>
-          <w:szCs w:val="24"/>
-          <w:shd w:val="clear" w:color="auto" w:fill="FFFFFF"/>
-        </w:rPr>
-        <w:t> ShipperName;</w:t>
+          <w:rFonts w:ascii="Courier New" w:hAnsi="Courier New" w:cs="Courier New"/>
+          <w:color w:val="000000"/>
+          <w:sz w:val="24"/>
+          <w:szCs w:val="24"/>
+          <w:shd w:val="clear" w:color="auto" w:fill="FFFFFF"/>
+        </w:rPr>
+        <w:t>ON L.EM_ID = R.EM_ID;</w:t>
       </w:r>
     </w:p>
     <w:p>
@@ -593,50 +2335,23 @@
           <w:shd w:val="clear" w:color="auto" w:fill="FFFFFF"/>
         </w:rPr>
       </w:pPr>
-    </w:p>
-    <w:p>
-      <w:pPr>
-        <w:spacing w:after="0"/>
-        <w:rPr>
-          <w:rFonts w:ascii="Candara" w:hAnsi="Candara" w:cs="Courier New"/>
-          <w:color w:val="000000"/>
-          <w:sz w:val="24"/>
-          <w:szCs w:val="24"/>
-          <w:shd w:val="clear" w:color="auto" w:fill="FFFFFF"/>
-        </w:rPr>
-      </w:pPr>
       <w:r>
         <w:rPr>
-          <w:rStyle w:val="sqlkeywordcolor"/>
-          <w:rFonts w:ascii="Candara" w:hAnsi="Candara" w:cs="Courier New"/>
-          <w:color w:val="0000CD"/>
-          <w:sz w:val="24"/>
-          <w:szCs w:val="24"/>
-          <w:shd w:val="clear" w:color="auto" w:fill="FFFFFF"/>
-        </w:rPr>
-        <w:t>DISTINCT</w:t>
-      </w:r>
-      <w:r>
-        <w:rPr>
-          <w:rFonts w:ascii="Candara" w:hAnsi="Candara" w:cs="Courier New"/>
-          <w:color w:val="000000"/>
-          <w:sz w:val="24"/>
-          <w:szCs w:val="24"/>
-          <w:shd w:val="clear" w:color="auto" w:fill="FFFFFF"/>
-        </w:rPr>
-        <w:t> </w:t>
+          <w:rFonts w:ascii="Courier New" w:hAnsi="Courier New" w:cs="Courier New"/>
+          <w:color w:val="000000"/>
+          <w:sz w:val="24"/>
+          <w:szCs w:val="24"/>
+          <w:shd w:val="clear" w:color="auto" w:fill="FFFFFF"/>
+        </w:rPr>
+        <w:t>SELECT * FROM L_TB L</w:t>
       </w:r>
     </w:p>
     <w:p>
       <w:pPr>
-        <w:pBdr>
-          <w:top w:val="single" w:sz="6" w:space="1" w:color="auto"/>
-          <w:bottom w:val="single" w:sz="6" w:space="1" w:color="auto"/>
-        </w:pBdr>
         <w:spacing w:after="0"/>
         <w:rPr>
-          <w:rFonts w:ascii="Candara" w:hAnsi="Candara" w:cs="Courier New"/>
-          <w:color w:val="0000CD"/>
+          <w:rFonts w:ascii="Courier New" w:hAnsi="Courier New" w:cs="Courier New"/>
+          <w:color w:val="000000"/>
           <w:sz w:val="24"/>
           <w:szCs w:val="24"/>
           <w:shd w:val="clear" w:color="auto" w:fill="FFFFFF"/>
@@ -644,144 +2359,365 @@
       </w:pPr>
       <w:r>
         <w:rPr>
-          <w:rFonts w:ascii="Candara" w:hAnsi="Candara" w:cs="Courier New"/>
-          <w:color w:val="0000CD"/>
-          <w:sz w:val="24"/>
-          <w:szCs w:val="24"/>
-          <w:shd w:val="clear" w:color="auto" w:fill="FFFFFF"/>
-        </w:rPr>
-        <w:t>(Returns Unique Value or Different Value)</w:t>
+          <w:rFonts w:ascii="Courier New" w:hAnsi="Courier New" w:cs="Courier New"/>
+          <w:color w:val="000000"/>
+          <w:sz w:val="24"/>
+          <w:szCs w:val="24"/>
+          <w:shd w:val="clear" w:color="auto" w:fill="FFFFFF"/>
+        </w:rPr>
+        <w:t>RIGHT JOIN R_TB R</w:t>
       </w:r>
     </w:p>
     <w:p>
       <w:pPr>
+        <w:spacing w:after="0"/>
+        <w:rPr>
+          <w:rFonts w:ascii="Courier New" w:hAnsi="Courier New" w:cs="Courier New"/>
+          <w:color w:val="000000"/>
+          <w:sz w:val="24"/>
+          <w:szCs w:val="24"/>
+          <w:shd w:val="clear" w:color="auto" w:fill="FFFFFF"/>
+        </w:rPr>
+      </w:pPr>
+      <w:r>
+        <w:rPr>
+          <w:rFonts w:ascii="Courier New" w:hAnsi="Courier New" w:cs="Courier New"/>
+          <w:color w:val="000000"/>
+          <w:sz w:val="24"/>
+          <w:szCs w:val="24"/>
+          <w:shd w:val="clear" w:color="auto" w:fill="FFFFFF"/>
+        </w:rPr>
+        <w:t>ON L.EM_ID = R.EM_ID;</w:t>
+      </w:r>
+    </w:p>
+    <w:p>
+      <w:pPr>
+        <w:spacing w:after="0"/>
+        <w:rPr>
+          <w:rFonts w:ascii="Courier New" w:hAnsi="Courier New" w:cs="Courier New"/>
+          <w:color w:val="000000"/>
+          <w:sz w:val="24"/>
+          <w:szCs w:val="24"/>
+          <w:shd w:val="clear" w:color="auto" w:fill="FFFFFF"/>
+        </w:rPr>
+      </w:pPr>
+    </w:p>
+    <w:p>
+      <w:pPr>
+        <w:spacing w:after="0"/>
+        <w:rPr>
+          <w:rFonts w:ascii="Courier New" w:hAnsi="Courier New" w:cs="Courier New"/>
+          <w:color w:val="000000"/>
+          <w:sz w:val="24"/>
+          <w:szCs w:val="24"/>
+          <w:shd w:val="clear" w:color="auto" w:fill="FFFFFF"/>
+        </w:rPr>
+      </w:pPr>
+      <w:r>
+        <w:rPr>
+          <w:rFonts w:ascii="Courier New" w:hAnsi="Courier New" w:cs="Courier New"/>
+          <w:color w:val="000000"/>
+          <w:sz w:val="24"/>
+          <w:szCs w:val="24"/>
+          <w:shd w:val="clear" w:color="auto" w:fill="FFFFFF"/>
+        </w:rPr>
+        <w:t>SELECT * FROM L_TB L</w:t>
+      </w:r>
+    </w:p>
+    <w:p>
+      <w:pPr>
+        <w:spacing w:after="0"/>
+        <w:rPr>
+          <w:rFonts w:ascii="Courier New" w:hAnsi="Courier New" w:cs="Courier New"/>
+          <w:color w:val="000000"/>
+          <w:sz w:val="24"/>
+          <w:szCs w:val="24"/>
+          <w:shd w:val="clear" w:color="auto" w:fill="FFFFFF"/>
+        </w:rPr>
+      </w:pPr>
+      <w:r>
+        <w:rPr>
+          <w:rFonts w:ascii="Courier New" w:hAnsi="Courier New" w:cs="Courier New"/>
+          <w:color w:val="000000"/>
+          <w:sz w:val="24"/>
+          <w:szCs w:val="24"/>
+          <w:shd w:val="clear" w:color="auto" w:fill="FFFFFF"/>
+        </w:rPr>
+        <w:t>INNER JOIN R_TB R</w:t>
+      </w:r>
+    </w:p>
+    <w:p>
+      <w:pPr>
+        <w:spacing w:after="0"/>
+        <w:rPr>
+          <w:rFonts w:ascii="Courier New" w:hAnsi="Courier New" w:cs="Courier New"/>
+          <w:color w:val="000000"/>
+          <w:sz w:val="24"/>
+          <w:szCs w:val="24"/>
+          <w:shd w:val="clear" w:color="auto" w:fill="FFFFFF"/>
+        </w:rPr>
+      </w:pPr>
+      <w:r>
+        <w:rPr>
+          <w:rFonts w:ascii="Courier New" w:hAnsi="Courier New" w:cs="Courier New"/>
+          <w:color w:val="000000"/>
+          <w:sz w:val="24"/>
+          <w:szCs w:val="24"/>
+          <w:shd w:val="clear" w:color="auto" w:fill="FFFFFF"/>
+        </w:rPr>
+        <w:t>ON L.EM_ID = R.EM_ID;</w:t>
+      </w:r>
+    </w:p>
+    <w:p>
+      <w:pPr>
+        <w:spacing w:after="0"/>
+        <w:rPr>
+          <w:rFonts w:ascii="Courier New" w:hAnsi="Courier New" w:cs="Courier New"/>
+          <w:color w:val="000000"/>
+          <w:sz w:val="24"/>
+          <w:szCs w:val="24"/>
+          <w:shd w:val="clear" w:color="auto" w:fill="FFFFFF"/>
+        </w:rPr>
+      </w:pPr>
+    </w:p>
+    <w:p>
+      <w:pPr>
+        <w:spacing w:after="0"/>
+        <w:rPr>
+          <w:rFonts w:ascii="Courier New" w:hAnsi="Courier New" w:cs="Courier New"/>
+          <w:color w:val="000000"/>
+          <w:sz w:val="24"/>
+          <w:szCs w:val="24"/>
+          <w:shd w:val="clear" w:color="auto" w:fill="FFFFFF"/>
+        </w:rPr>
+      </w:pPr>
+    </w:p>
+    <w:p>
+      <w:pPr>
+        <w:spacing w:after="0"/>
+        <w:rPr>
+          <w:rFonts w:ascii="Courier New" w:hAnsi="Courier New" w:cs="Courier New"/>
+          <w:color w:val="000000"/>
+          <w:sz w:val="24"/>
+          <w:szCs w:val="24"/>
+          <w:shd w:val="clear" w:color="auto" w:fill="FFFFFF"/>
+        </w:rPr>
+      </w:pPr>
+      <w:r>
+        <w:rPr>
+          <w:rFonts w:ascii="Courier New" w:hAnsi="Courier New" w:cs="Courier New"/>
+          <w:color w:val="000000"/>
+          <w:sz w:val="24"/>
+          <w:szCs w:val="24"/>
+          <w:shd w:val="clear" w:color="auto" w:fill="FFFFFF"/>
+        </w:rPr>
+        <w:t>SELECT * FROM L_TB L</w:t>
+      </w:r>
+    </w:p>
+    <w:p>
+      <w:pPr>
+        <w:spacing w:after="0"/>
+        <w:rPr>
+          <w:rFonts w:ascii="Courier New" w:hAnsi="Courier New" w:cs="Courier New"/>
+          <w:color w:val="000000"/>
+          <w:sz w:val="24"/>
+          <w:szCs w:val="24"/>
+          <w:shd w:val="clear" w:color="auto" w:fill="FFFFFF"/>
+        </w:rPr>
+      </w:pPr>
+      <w:r>
+        <w:rPr>
+          <w:rFonts w:ascii="Courier New" w:hAnsi="Courier New" w:cs="Courier New"/>
+          <w:color w:val="000000"/>
+          <w:sz w:val="24"/>
+          <w:szCs w:val="24"/>
+          <w:shd w:val="clear" w:color="auto" w:fill="FFFFFF"/>
+        </w:rPr>
+        <w:t>FULL OUTER JOIN R_TB R</w:t>
+      </w:r>
+    </w:p>
+    <w:p>
+      <w:pPr>
+        <w:spacing w:after="0"/>
+        <w:rPr>
+          <w:rFonts w:ascii="Courier New" w:hAnsi="Courier New" w:cs="Courier New"/>
+          <w:color w:val="000000"/>
+          <w:sz w:val="24"/>
+          <w:szCs w:val="24"/>
+          <w:shd w:val="clear" w:color="auto" w:fill="FFFFFF"/>
+        </w:rPr>
+      </w:pPr>
+      <w:r>
+        <w:rPr>
+          <w:rFonts w:ascii="Courier New" w:hAnsi="Courier New" w:cs="Courier New"/>
+          <w:color w:val="000000"/>
+          <w:sz w:val="24"/>
+          <w:szCs w:val="24"/>
+          <w:shd w:val="clear" w:color="auto" w:fill="FFFFFF"/>
+        </w:rPr>
+        <w:t>ON L.EM_ID = R.EM_ID;</w:t>
+      </w:r>
+    </w:p>
+    <w:p>
+      <w:pPr>
+        <w:spacing w:after="0"/>
+        <w:rPr>
+          <w:rFonts w:ascii="Courier New" w:hAnsi="Courier New" w:cs="Courier New"/>
+          <w:color w:val="000000"/>
+          <w:sz w:val="24"/>
+          <w:szCs w:val="24"/>
+          <w:shd w:val="clear" w:color="auto" w:fill="FFFFFF"/>
+        </w:rPr>
+      </w:pPr>
+    </w:p>
+    <w:p>
+      <w:pPr>
         <w:spacing w:after="0" w:line="240" w:lineRule="auto"/>
-        <w:ind w:left="720"/>
-        <w:rPr>
-          <w:rFonts w:ascii="Candara" w:hAnsi="Candara" w:cs="Courier New"/>
-          <w:i/>
-          <w:iCs/>
-          <w:color w:val="000000"/>
-          <w:sz w:val="24"/>
-          <w:szCs w:val="24"/>
-          <w:shd w:val="clear" w:color="auto" w:fill="FFFFFF"/>
+        <w:outlineLvl w:val="2"/>
+        <w:rPr>
+          <w:rFonts w:ascii="Candara" w:eastAsia="Times New Roman" w:hAnsi="Candara" w:cs="Times New Roman"/>
+          <w:b/>
+          <w:bCs/>
+          <w:sz w:val="27"/>
+          <w:szCs w:val="27"/>
+          <w:lang w:eastAsia="en-IN"/>
         </w:rPr>
       </w:pPr>
       <w:r>
         <w:rPr>
-          <w:rStyle w:val="sqlkeywordcolor"/>
-          <w:rFonts w:ascii="Candara" w:hAnsi="Candara" w:cs="Courier New"/>
-          <w:color w:val="0000CD"/>
-          <w:sz w:val="24"/>
-          <w:szCs w:val="24"/>
-          <w:shd w:val="clear" w:color="auto" w:fill="FFFFFF"/>
-        </w:rPr>
-        <w:t>SELECT</w:t>
+          <w:rFonts w:ascii="Candara" w:eastAsia="Times New Roman" w:hAnsi="Candara" w:cs="Times New Roman"/>
+          <w:b/>
+          <w:bCs/>
+          <w:sz w:val="24"/>
+          <w:szCs w:val="24"/>
+          <w:lang w:eastAsia="en-IN"/>
+        </w:rPr>
+        <w:t>MySQL</w:t>
       </w:r>
       <w:r>
         <w:rPr>
-          <w:rFonts w:ascii="Candara" w:hAnsi="Candara" w:cs="Courier New"/>
-          <w:color w:val="000000"/>
-          <w:sz w:val="24"/>
-          <w:szCs w:val="24"/>
-          <w:shd w:val="clear" w:color="auto" w:fill="FFFFFF"/>
-        </w:rPr>
-        <w:t> </w:t>
+          <w:rFonts w:ascii="Candara" w:eastAsia="Times New Roman" w:hAnsi="Candara" w:cs="Times New Roman"/>
+          <w:b/>
+          <w:bCs/>
+          <w:sz w:val="27"/>
+          <w:szCs w:val="27"/>
+          <w:lang w:eastAsia="en-IN"/>
+        </w:rPr>
+        <w:t xml:space="preserve"> does NOT support </w:t>
       </w:r>
       <w:r>
         <w:rPr>
-          <w:rStyle w:val="sqlkeywordcolor"/>
-          <w:rFonts w:ascii="Candara" w:hAnsi="Candara" w:cs="Courier New"/>
-          <w:color w:val="0000CD"/>
-          <w:sz w:val="24"/>
-          <w:szCs w:val="24"/>
-          <w:shd w:val="clear" w:color="auto" w:fill="FFFFFF"/>
-        </w:rPr>
-        <w:t>DISTINCT</w:t>
+          <w:rFonts w:ascii="Candara" w:eastAsia="Times New Roman" w:hAnsi="Candara" w:cs="Courier New"/>
+          <w:b/>
+          <w:bCs/>
+          <w:sz w:val="20"/>
+          <w:szCs w:val="20"/>
+          <w:lang w:eastAsia="en-IN"/>
+        </w:rPr>
+        <w:t>FULL OUTER JOIN</w:t>
+      </w:r>
+    </w:p>
+    <w:p>
+      <w:pPr>
+        <w:spacing w:after="0" w:line="240" w:lineRule="auto"/>
+        <w:rPr>
+          <w:rFonts w:ascii="Candara" w:eastAsia="Times New Roman" w:hAnsi="Candara" w:cs="Times New Roman"/>
+          <w:sz w:val="24"/>
+          <w:szCs w:val="24"/>
+          <w:lang w:eastAsia="en-IN"/>
+        </w:rPr>
+      </w:pPr>
+    </w:p>
+    <w:p>
+      <w:pPr>
+        <w:spacing w:after="0" w:line="240" w:lineRule="auto"/>
+        <w:rPr>
+          <w:rFonts w:ascii="Candara" w:eastAsia="Times New Roman" w:hAnsi="Candara" w:cs="Times New Roman"/>
+          <w:sz w:val="24"/>
+          <w:szCs w:val="24"/>
+          <w:lang w:eastAsia="en-IN"/>
+        </w:rPr>
+      </w:pPr>
+      <w:r>
+        <w:rPr>
+          <w:rFonts w:ascii="Candara" w:eastAsia="Times New Roman" w:hAnsi="Candara" w:cs="Times New Roman"/>
+          <w:sz w:val="24"/>
+          <w:szCs w:val="24"/>
+          <w:lang w:eastAsia="en-IN"/>
+        </w:rPr>
+        <w:t xml:space="preserve">However </w:t>
       </w:r>
       <w:r>
         <w:rPr>
-          <w:rFonts w:ascii="Candara" w:hAnsi="Candara" w:cs="Courier New"/>
-          <w:color w:val="000000"/>
-          <w:sz w:val="24"/>
-          <w:szCs w:val="24"/>
-          <w:shd w:val="clear" w:color="auto" w:fill="FFFFFF"/>
-        </w:rPr>
-        <w:t> </w:t>
+          <w:rFonts w:ascii="Candara" w:eastAsia="Times New Roman" w:hAnsi="Candara" w:cs="Times New Roman"/>
+          <w:sz w:val="24"/>
+          <w:szCs w:val="24"/>
+          <w:lang w:eastAsia="en-IN"/>
+        </w:rPr>
+        <w:t>It works in:</w:t>
       </w:r>
       <w:r>
         <w:rPr>
-          <w:rStyle w:val="Emphasis"/>
-          <w:rFonts w:ascii="Candara" w:hAnsi="Candara" w:cs="Courier New"/>
-          <w:color w:val="000000"/>
-          <w:sz w:val="24"/>
-          <w:szCs w:val="24"/>
-          <w:shd w:val="clear" w:color="auto" w:fill="FFFFFF"/>
-        </w:rPr>
-        <w:t>column1</w:t>
+          <w:rFonts w:ascii="Candara" w:eastAsia="Times New Roman" w:hAnsi="Candara" w:cs="Times New Roman"/>
+          <w:sz w:val="24"/>
+          <w:szCs w:val="24"/>
+          <w:lang w:eastAsia="en-IN"/>
+        </w:rPr>
+        <w:t xml:space="preserve"> (</w:t>
       </w:r>
       <w:r>
         <w:rPr>
-          <w:rFonts w:ascii="Candara" w:hAnsi="Candara" w:cs="Courier New"/>
-          <w:color w:val="000000"/>
-          <w:sz w:val="24"/>
-          <w:szCs w:val="24"/>
-          <w:shd w:val="clear" w:color="auto" w:fill="FFFFFF"/>
+          <w:rFonts w:ascii="Candara" w:eastAsia="Times New Roman" w:hAnsi="Candara" w:cs="Times New Roman"/>
+          <w:sz w:val="24"/>
+          <w:szCs w:val="24"/>
+          <w:lang w:eastAsia="en-IN"/>
+        </w:rPr>
+        <w:t xml:space="preserve">SQL Server </w:t>
+      </w:r>
+      <w:r>
+        <w:rPr>
+          <w:rFonts w:ascii="Segoe UI Symbol" w:eastAsia="Times New Roman" w:hAnsi="Segoe UI Symbol" w:cs="Segoe UI Symbol"/>
+          <w:sz w:val="24"/>
+          <w:szCs w:val="24"/>
+          <w:lang w:eastAsia="en-IN"/>
         </w:rPr>
         <w:t>,</w:t>
       </w:r>
       <w:r>
         <w:rPr>
-          <w:rStyle w:val="Emphasis"/>
-          <w:rFonts w:ascii="Candara" w:hAnsi="Candara" w:cs="Courier New"/>
-          <w:color w:val="000000"/>
-          <w:sz w:val="24"/>
-          <w:szCs w:val="24"/>
-          <w:shd w:val="clear" w:color="auto" w:fill="FFFFFF"/>
-        </w:rPr>
-        <w:t xml:space="preserve"> column2, ... </w:t>
+          <w:rFonts w:ascii="Candara" w:eastAsia="Times New Roman" w:hAnsi="Candara" w:cs="Times New Roman"/>
+          <w:sz w:val="24"/>
+          <w:szCs w:val="24"/>
+          <w:lang w:eastAsia="en-IN"/>
+        </w:rPr>
+        <w:t xml:space="preserve"> PostgreSQL </w:t>
       </w:r>
       <w:r>
         <w:rPr>
-          <w:rFonts w:ascii="Candara" w:eastAsia="Times New Roman" w:hAnsi="Candara" w:cs="Courier New"/>
-          <w:color w:val="0000CD"/>
+          <w:rFonts w:ascii="Segoe UI Symbol" w:eastAsia="Times New Roman" w:hAnsi="Segoe UI Symbol" w:cs="Segoe UI Symbol"/>
           <w:sz w:val="24"/>
           <w:szCs w:val="24"/>
           <w:lang w:eastAsia="en-IN"/>
         </w:rPr>
-        <w:t>FROM</w:t>
+        <w:t>,</w:t>
       </w:r>
       <w:r>
         <w:rPr>
-          <w:rFonts w:ascii="Candara" w:eastAsia="Times New Roman" w:hAnsi="Candara" w:cs="Courier New"/>
-          <w:color w:val="000000"/>
+          <w:rFonts w:ascii="Candara" w:eastAsia="Times New Roman" w:hAnsi="Candara" w:cs="Times New Roman"/>
           <w:sz w:val="24"/>
           <w:szCs w:val="24"/>
           <w:lang w:eastAsia="en-IN"/>
         </w:rPr>
-        <w:t> </w:t>
+        <w:t xml:space="preserve"> Oracle </w:t>
       </w:r>
       <w:r>
         <w:rPr>
-          <w:rFonts w:ascii="Candara" w:eastAsia="Times New Roman" w:hAnsi="Candara" w:cs="Courier New"/>
-          <w:i/>
-          <w:iCs/>
-          <w:color w:val="000000"/>
+          <w:rFonts w:ascii="Candara" w:eastAsia="Times New Roman" w:hAnsi="Candara" w:cs="Times New Roman"/>
           <w:sz w:val="24"/>
           <w:szCs w:val="24"/>
           <w:lang w:eastAsia="en-IN"/>
         </w:rPr>
-        <w:t>table_name</w:t>
-      </w:r>
-      <w:r>
-        <w:rPr>
-          <w:rFonts w:ascii="Candara" w:eastAsia="Times New Roman" w:hAnsi="Candara" w:cs="Courier New"/>
-          <w:color w:val="000000"/>
-          <w:sz w:val="24"/>
-          <w:szCs w:val="24"/>
-          <w:lang w:eastAsia="en-IN"/>
-        </w:rPr>
-        <w:t>;</w:t>
+        <w:t>)</w:t>
       </w:r>
     </w:p>
     <w:p>
@@ -819,16 +2755,22 @@
           <w:shd w:val="clear" w:color="auto" w:fill="FFFFFF"/>
         </w:rPr>
       </w:pPr>
+      <w:r>
+        <w:rPr>
+          <w:rFonts w:ascii="Courier New" w:hAnsi="Courier New" w:cs="Courier New"/>
+          <w:color w:val="000000"/>
+          <w:sz w:val="24"/>
+          <w:szCs w:val="24"/>
+          <w:shd w:val="clear" w:color="auto" w:fill="FFFFFF"/>
+        </w:rPr>
+        <w:t>SELECT * FROM L_TB L</w:t>
+      </w:r>
     </w:p>
     <w:p>
       <w:pPr>
-        <w:pBdr>
-          <w:bottom w:val="single" w:sz="6" w:space="1" w:color="auto"/>
-        </w:pBdr>
         <w:spacing w:after="0"/>
         <w:rPr>
           <w:rFonts w:ascii="Courier New" w:hAnsi="Courier New" w:cs="Courier New"/>
-          <w:b/>
           <w:color w:val="000000"/>
           <w:sz w:val="24"/>
           <w:szCs w:val="24"/>
@@ -838,7 +2780,62 @@
       <w:r>
         <w:rPr>
           <w:rFonts w:ascii="Courier New" w:hAnsi="Courier New" w:cs="Courier New"/>
-          <w:b/>
+          <w:color w:val="000000"/>
+          <w:sz w:val="24"/>
+          <w:szCs w:val="24"/>
+          <w:shd w:val="clear" w:color="auto" w:fill="FFFFFF"/>
+        </w:rPr>
+        <w:t>LEFT JOIN R_TB R</w:t>
+      </w:r>
+    </w:p>
+    <w:p>
+      <w:pPr>
+        <w:spacing w:after="0"/>
+        <w:rPr>
+          <w:rFonts w:ascii="Courier New" w:hAnsi="Courier New" w:cs="Courier New"/>
+          <w:color w:val="000000"/>
+          <w:sz w:val="24"/>
+          <w:szCs w:val="24"/>
+          <w:shd w:val="clear" w:color="auto" w:fill="FFFFFF"/>
+        </w:rPr>
+      </w:pPr>
+      <w:r>
+        <w:rPr>
+          <w:rFonts w:ascii="Courier New" w:hAnsi="Courier New" w:cs="Courier New"/>
+          <w:color w:val="000000"/>
+          <w:sz w:val="24"/>
+          <w:szCs w:val="24"/>
+          <w:shd w:val="clear" w:color="auto" w:fill="FFFFFF"/>
+        </w:rPr>
+        <w:t xml:space="preserve">    ON L.EM_ID = R.EM_ID</w:t>
+      </w:r>
+    </w:p>
+    <w:p>
+      <w:pPr>
+        <w:spacing w:after="0"/>
+        <w:rPr>
+          <w:rFonts w:ascii="Courier New" w:hAnsi="Courier New" w:cs="Courier New"/>
+          <w:color w:val="000000"/>
+          <w:sz w:val="24"/>
+          <w:szCs w:val="24"/>
+          <w:shd w:val="clear" w:color="auto" w:fill="FFFFFF"/>
+        </w:rPr>
+      </w:pPr>
+    </w:p>
+    <w:p>
+      <w:pPr>
+        <w:spacing w:after="0"/>
+        <w:rPr>
+          <w:rFonts w:ascii="Courier New" w:hAnsi="Courier New" w:cs="Courier New"/>
+          <w:color w:val="000000"/>
+          <w:sz w:val="24"/>
+          <w:szCs w:val="24"/>
+          <w:shd w:val="clear" w:color="auto" w:fill="FFFFFF"/>
+        </w:rPr>
+      </w:pPr>
+      <w:r>
+        <w:rPr>
+          <w:rFonts w:ascii="Courier New" w:hAnsi="Courier New" w:cs="Courier New"/>
           <w:color w:val="000000"/>
           <w:sz w:val="24"/>
           <w:szCs w:val="24"/>
@@ -849,12 +2846,22 @@
     </w:p>
     <w:p>
       <w:pPr>
-        <w:spacing w:after="0" w:line="240" w:lineRule="auto"/>
-        <w:ind w:left="720"/>
-        <w:rPr>
-          <w:rStyle w:val="sqlkeywordcolor"/>
-          <w:rFonts w:ascii="Courier New" w:hAnsi="Courier New" w:cs="Courier New"/>
-          <w:color w:val="0000CD"/>
+        <w:spacing w:after="0"/>
+        <w:rPr>
+          <w:rFonts w:ascii="Courier New" w:hAnsi="Courier New" w:cs="Courier New"/>
+          <w:color w:val="000000"/>
+          <w:sz w:val="24"/>
+          <w:szCs w:val="24"/>
+          <w:shd w:val="clear" w:color="auto" w:fill="FFFFFF"/>
+        </w:rPr>
+      </w:pPr>
+    </w:p>
+    <w:p>
+      <w:pPr>
+        <w:spacing w:after="0"/>
+        <w:rPr>
+          <w:rFonts w:ascii="Courier New" w:hAnsi="Courier New" w:cs="Courier New"/>
+          <w:color w:val="000000"/>
           <w:sz w:val="24"/>
           <w:szCs w:val="24"/>
           <w:shd w:val="clear" w:color="auto" w:fill="FFFFFF"/>
@@ -862,24 +2869,43 @@
       </w:pPr>
       <w:r>
         <w:rPr>
-          <w:rStyle w:val="sqlkeywordcolor"/>
-          <w:rFonts w:ascii="Courier New" w:hAnsi="Courier New" w:cs="Courier New"/>
-          <w:color w:val="0000CD"/>
-          <w:sz w:val="24"/>
-          <w:szCs w:val="24"/>
-          <w:shd w:val="clear" w:color="auto" w:fill="FFFFFF"/>
-        </w:rPr>
-        <w:t>SELECT Country FROM Employees</w:t>
+          <w:rFonts w:ascii="Courier New" w:hAnsi="Courier New" w:cs="Courier New"/>
+          <w:color w:val="000000"/>
+          <w:sz w:val="24"/>
+          <w:szCs w:val="24"/>
+          <w:shd w:val="clear" w:color="auto" w:fill="FFFFFF"/>
+        </w:rPr>
+        <w:t>SELECT * FROM L_TB L</w:t>
       </w:r>
     </w:p>
     <w:p>
       <w:pPr>
-        <w:spacing w:after="0" w:line="240" w:lineRule="auto"/>
-        <w:ind w:left="720"/>
-        <w:rPr>
-          <w:rStyle w:val="sqlkeywordcolor"/>
-          <w:rFonts w:ascii="Courier New" w:hAnsi="Courier New" w:cs="Courier New"/>
-          <w:color w:val="0000CD"/>
+        <w:spacing w:after="0"/>
+        <w:rPr>
+          <w:rFonts w:ascii="Courier New" w:hAnsi="Courier New" w:cs="Courier New"/>
+          <w:color w:val="000000"/>
+          <w:sz w:val="24"/>
+          <w:szCs w:val="24"/>
+          <w:shd w:val="clear" w:color="auto" w:fill="FFFFFF"/>
+        </w:rPr>
+      </w:pPr>
+      <w:r>
+        <w:rPr>
+          <w:rFonts w:ascii="Courier New" w:hAnsi="Courier New" w:cs="Courier New"/>
+          <w:color w:val="000000"/>
+          <w:sz w:val="24"/>
+          <w:szCs w:val="24"/>
+          <w:shd w:val="clear" w:color="auto" w:fill="FFFFFF"/>
+        </w:rPr>
+        <w:t>RIGHT JOIN R_TB R</w:t>
+      </w:r>
+    </w:p>
+    <w:p>
+      <w:pPr>
+        <w:spacing w:after="0"/>
+        <w:rPr>
+          <w:rFonts w:ascii="Courier New" w:hAnsi="Courier New" w:cs="Courier New"/>
+          <w:color w:val="000000"/>
           <w:sz w:val="24"/>
           <w:szCs w:val="24"/>
           <w:shd w:val="clear" w:color="auto" w:fill="FFFFFF"/>
@@ -889,34 +2915,33 @@
       <w:bookmarkEnd w:id="0"/>
       <w:r>
         <w:rPr>
-          <w:rStyle w:val="sqlkeywordcolor"/>
-          <w:rFonts w:ascii="Courier New" w:hAnsi="Courier New" w:cs="Courier New"/>
-          <w:color w:val="0000CD"/>
-          <w:sz w:val="24"/>
-          <w:szCs w:val="24"/>
-          <w:shd w:val="clear" w:color="auto" w:fill="FFFFFF"/>
-        </w:rPr>
-        <w:t>UNION ALL</w:t>
+          <w:rFonts w:ascii="Courier New" w:hAnsi="Courier New" w:cs="Courier New"/>
+          <w:color w:val="000000"/>
+          <w:sz w:val="24"/>
+          <w:szCs w:val="24"/>
+          <w:shd w:val="clear" w:color="auto" w:fill="FFFFFF"/>
+        </w:rPr>
+        <w:t xml:space="preserve">    ON L.EM_ID = R.EM_ID;</w:t>
       </w:r>
     </w:p>
     <w:p>
       <w:pPr>
-        <w:ind w:firstLine="720"/>
-        <w:rPr>
-          <w:rFonts w:ascii="Courier New" w:hAnsi="Courier New" w:cs="Courier New"/>
-        </w:rPr>
-      </w:pPr>
-      <w:r>
-        <w:rPr>
-          <w:rStyle w:val="sqlkeywordcolor"/>
-          <w:rFonts w:ascii="Courier New" w:hAnsi="Courier New" w:cs="Courier New"/>
-          <w:color w:val="0000CD"/>
-          <w:sz w:val="24"/>
-          <w:szCs w:val="24"/>
-          <w:shd w:val="clear" w:color="auto" w:fill="FFFFFF"/>
-        </w:rPr>
-        <w:t>SELECT 'Unknown' AS Country</w:t>
-      </w:r>
+        <w:spacing w:after="0"/>
+        <w:rPr>
+          <w:rFonts w:ascii="Courier New" w:hAnsi="Courier New" w:cs="Courier New"/>
+          <w:color w:val="000000"/>
+          <w:sz w:val="24"/>
+          <w:szCs w:val="24"/>
+          <w:shd w:val="clear" w:color="auto" w:fill="FFFFFF"/>
+        </w:rPr>
+      </w:pPr>
+    </w:p>
+    <w:p>
+      <w:pPr>
+        <w:rPr>
+          <w:rFonts w:ascii="Courier New" w:hAnsi="Courier New" w:cs="Courier New"/>
+        </w:rPr>
+      </w:pPr>
     </w:p>
     <w:sectPr>
       <w:pgSz w:w="11906" w:h="16838"/>
@@ -1100,6 +3125,155 @@
     </w:lvl>
   </w:abstractNum>
   <w:abstractNum w:abstractNumId="1" w15:restartNumberingAfterBreak="0">
+    <w:nsid w:val="11201C6B"/>
+    <w:multiLevelType w:val="multilevel"/>
+    <w:tmpl w:val="CEA2D21E"/>
+    <w:lvl w:ilvl="0">
+      <w:start w:val="1"/>
+      <w:numFmt w:val="bullet"/>
+      <w:lvlText w:val=""/>
+      <w:lvlJc w:val="left"/>
+      <w:pPr>
+        <w:tabs>
+          <w:tab w:val="num" w:pos="720"/>
+        </w:tabs>
+        <w:ind w:left="720" w:hanging="360"/>
+      </w:pPr>
+      <w:rPr>
+        <w:rFonts w:ascii="Symbol" w:hAnsi="Symbol" w:hint="default"/>
+        <w:sz w:val="20"/>
+      </w:rPr>
+    </w:lvl>
+    <w:lvl w:ilvl="1" w:tentative="1">
+      <w:start w:val="1"/>
+      <w:numFmt w:val="bullet"/>
+      <w:lvlText w:val="o"/>
+      <w:lvlJc w:val="left"/>
+      <w:pPr>
+        <w:tabs>
+          <w:tab w:val="num" w:pos="1440"/>
+        </w:tabs>
+        <w:ind w:left="1440" w:hanging="360"/>
+      </w:pPr>
+      <w:rPr>
+        <w:rFonts w:ascii="Courier New" w:hAnsi="Courier New" w:hint="default"/>
+        <w:sz w:val="20"/>
+      </w:rPr>
+    </w:lvl>
+    <w:lvl w:ilvl="2" w:tentative="1">
+      <w:start w:val="1"/>
+      <w:numFmt w:val="bullet"/>
+      <w:lvlText w:val=""/>
+      <w:lvlJc w:val="left"/>
+      <w:pPr>
+        <w:tabs>
+          <w:tab w:val="num" w:pos="2160"/>
+        </w:tabs>
+        <w:ind w:left="2160" w:hanging="360"/>
+      </w:pPr>
+      <w:rPr>
+        <w:rFonts w:ascii="Wingdings" w:hAnsi="Wingdings" w:hint="default"/>
+        <w:sz w:val="20"/>
+      </w:rPr>
+    </w:lvl>
+    <w:lvl w:ilvl="3" w:tentative="1">
+      <w:start w:val="1"/>
+      <w:numFmt w:val="bullet"/>
+      <w:lvlText w:val=""/>
+      <w:lvlJc w:val="left"/>
+      <w:pPr>
+        <w:tabs>
+          <w:tab w:val="num" w:pos="2880"/>
+        </w:tabs>
+        <w:ind w:left="2880" w:hanging="360"/>
+      </w:pPr>
+      <w:rPr>
+        <w:rFonts w:ascii="Wingdings" w:hAnsi="Wingdings" w:hint="default"/>
+        <w:sz w:val="20"/>
+      </w:rPr>
+    </w:lvl>
+    <w:lvl w:ilvl="4" w:tentative="1">
+      <w:start w:val="1"/>
+      <w:numFmt w:val="bullet"/>
+      <w:lvlText w:val=""/>
+      <w:lvlJc w:val="left"/>
+      <w:pPr>
+        <w:tabs>
+          <w:tab w:val="num" w:pos="3600"/>
+        </w:tabs>
+        <w:ind w:left="3600" w:hanging="360"/>
+      </w:pPr>
+      <w:rPr>
+        <w:rFonts w:ascii="Wingdings" w:hAnsi="Wingdings" w:hint="default"/>
+        <w:sz w:val="20"/>
+      </w:rPr>
+    </w:lvl>
+    <w:lvl w:ilvl="5" w:tentative="1">
+      <w:start w:val="1"/>
+      <w:numFmt w:val="bullet"/>
+      <w:lvlText w:val=""/>
+      <w:lvlJc w:val="left"/>
+      <w:pPr>
+        <w:tabs>
+          <w:tab w:val="num" w:pos="4320"/>
+        </w:tabs>
+        <w:ind w:left="4320" w:hanging="360"/>
+      </w:pPr>
+      <w:rPr>
+        <w:rFonts w:ascii="Wingdings" w:hAnsi="Wingdings" w:hint="default"/>
+        <w:sz w:val="20"/>
+      </w:rPr>
+    </w:lvl>
+    <w:lvl w:ilvl="6" w:tentative="1">
+      <w:start w:val="1"/>
+      <w:numFmt w:val="bullet"/>
+      <w:lvlText w:val=""/>
+      <w:lvlJc w:val="left"/>
+      <w:pPr>
+        <w:tabs>
+          <w:tab w:val="num" w:pos="5040"/>
+        </w:tabs>
+        <w:ind w:left="5040" w:hanging="360"/>
+      </w:pPr>
+      <w:rPr>
+        <w:rFonts w:ascii="Wingdings" w:hAnsi="Wingdings" w:hint="default"/>
+        <w:sz w:val="20"/>
+      </w:rPr>
+    </w:lvl>
+    <w:lvl w:ilvl="7" w:tentative="1">
+      <w:start w:val="1"/>
+      <w:numFmt w:val="bullet"/>
+      <w:lvlText w:val=""/>
+      <w:lvlJc w:val="left"/>
+      <w:pPr>
+        <w:tabs>
+          <w:tab w:val="num" w:pos="5760"/>
+        </w:tabs>
+        <w:ind w:left="5760" w:hanging="360"/>
+      </w:pPr>
+      <w:rPr>
+        <w:rFonts w:ascii="Wingdings" w:hAnsi="Wingdings" w:hint="default"/>
+        <w:sz w:val="20"/>
+      </w:rPr>
+    </w:lvl>
+    <w:lvl w:ilvl="8" w:tentative="1">
+      <w:start w:val="1"/>
+      <w:numFmt w:val="bullet"/>
+      <w:lvlText w:val=""/>
+      <w:lvlJc w:val="left"/>
+      <w:pPr>
+        <w:tabs>
+          <w:tab w:val="num" w:pos="6480"/>
+        </w:tabs>
+        <w:ind w:left="6480" w:hanging="360"/>
+      </w:pPr>
+      <w:rPr>
+        <w:rFonts w:ascii="Wingdings" w:hAnsi="Wingdings" w:hint="default"/>
+        <w:sz w:val="20"/>
+      </w:rPr>
+    </w:lvl>
+  </w:abstractNum>
+  <w:abstractNum w:abstractNumId="2" w15:restartNumberingAfterBreak="0">
     <w:nsid w:val="1252036F"/>
     <w:multiLevelType w:val="multilevel"/>
     <w:tmpl w:val="B9F09E0A"/>
@@ -1212,7 +3386,7 @@
       </w:pPr>
     </w:lvl>
   </w:abstractNum>
-  <w:abstractNum w:abstractNumId="2" w15:restartNumberingAfterBreak="0">
+  <w:abstractNum w:abstractNumId="3" w15:restartNumberingAfterBreak="0">
     <w:nsid w:val="1FC62CCA"/>
     <w:multiLevelType w:val="multilevel"/>
     <w:tmpl w:val="DB4801E6"/>
@@ -1329,7 +3503,7 @@
       </w:pPr>
     </w:lvl>
   </w:abstractNum>
-  <w:abstractNum w:abstractNumId="3" w15:restartNumberingAfterBreak="0">
+  <w:abstractNum w:abstractNumId="4" w15:restartNumberingAfterBreak="0">
     <w:nsid w:val="22124D1A"/>
     <w:multiLevelType w:val="multilevel"/>
     <w:tmpl w:val="3D7C5084"/>
@@ -1450,7 +3624,7 @@
       </w:pPr>
     </w:lvl>
   </w:abstractNum>
-  <w:abstractNum w:abstractNumId="4" w15:restartNumberingAfterBreak="0">
+  <w:abstractNum w:abstractNumId="5" w15:restartNumberingAfterBreak="0">
     <w:nsid w:val="294865F1"/>
     <w:multiLevelType w:val="hybridMultilevel"/>
     <w:tmpl w:val="39409590"/>
@@ -1539,7 +3713,7 @@
       </w:pPr>
     </w:lvl>
   </w:abstractNum>
-  <w:abstractNum w:abstractNumId="5" w15:restartNumberingAfterBreak="0">
+  <w:abstractNum w:abstractNumId="6" w15:restartNumberingAfterBreak="0">
     <w:nsid w:val="321052EA"/>
     <w:multiLevelType w:val="hybridMultilevel"/>
     <w:tmpl w:val="BE7E7854"/>
@@ -1652,7 +3826,7 @@
       </w:rPr>
     </w:lvl>
   </w:abstractNum>
-  <w:abstractNum w:abstractNumId="6" w15:restartNumberingAfterBreak="0">
+  <w:abstractNum w:abstractNumId="7" w15:restartNumberingAfterBreak="0">
     <w:nsid w:val="49EE76A2"/>
     <w:multiLevelType w:val="multilevel"/>
     <w:tmpl w:val="D6C4ACA2"/>
@@ -1765,7 +3939,7 @@
       </w:pPr>
     </w:lvl>
   </w:abstractNum>
-  <w:abstractNum w:abstractNumId="7" w15:restartNumberingAfterBreak="0">
+  <w:abstractNum w:abstractNumId="8" w15:restartNumberingAfterBreak="0">
     <w:nsid w:val="4A7A756B"/>
     <w:multiLevelType w:val="hybridMultilevel"/>
     <w:tmpl w:val="6A5002C4"/>
@@ -1854,7 +4028,7 @@
       </w:pPr>
     </w:lvl>
   </w:abstractNum>
-  <w:abstractNum w:abstractNumId="8" w15:restartNumberingAfterBreak="0">
+  <w:abstractNum w:abstractNumId="9" w15:restartNumberingAfterBreak="0">
     <w:nsid w:val="5E453883"/>
     <w:multiLevelType w:val="multilevel"/>
     <w:tmpl w:val="744280F8"/>
@@ -1971,32 +4145,187 @@
       </w:pPr>
     </w:lvl>
   </w:abstractNum>
+  <w:abstractNum w:abstractNumId="10" w15:restartNumberingAfterBreak="0">
+    <w:nsid w:val="75465726"/>
+    <w:multiLevelType w:val="multilevel"/>
+    <w:tmpl w:val="4E964778"/>
+    <w:lvl w:ilvl="0">
+      <w:start w:val="1"/>
+      <w:numFmt w:val="bullet"/>
+      <w:lvlText w:val=""/>
+      <w:lvlJc w:val="left"/>
+      <w:pPr>
+        <w:tabs>
+          <w:tab w:val="num" w:pos="720"/>
+        </w:tabs>
+        <w:ind w:left="720" w:hanging="360"/>
+      </w:pPr>
+      <w:rPr>
+        <w:rFonts w:ascii="Symbol" w:hAnsi="Symbol" w:hint="default"/>
+        <w:sz w:val="20"/>
+      </w:rPr>
+    </w:lvl>
+    <w:lvl w:ilvl="1" w:tentative="1">
+      <w:start w:val="1"/>
+      <w:numFmt w:val="bullet"/>
+      <w:lvlText w:val="o"/>
+      <w:lvlJc w:val="left"/>
+      <w:pPr>
+        <w:tabs>
+          <w:tab w:val="num" w:pos="1440"/>
+        </w:tabs>
+        <w:ind w:left="1440" w:hanging="360"/>
+      </w:pPr>
+      <w:rPr>
+        <w:rFonts w:ascii="Courier New" w:hAnsi="Courier New" w:hint="default"/>
+        <w:sz w:val="20"/>
+      </w:rPr>
+    </w:lvl>
+    <w:lvl w:ilvl="2" w:tentative="1">
+      <w:start w:val="1"/>
+      <w:numFmt w:val="bullet"/>
+      <w:lvlText w:val=""/>
+      <w:lvlJc w:val="left"/>
+      <w:pPr>
+        <w:tabs>
+          <w:tab w:val="num" w:pos="2160"/>
+        </w:tabs>
+        <w:ind w:left="2160" w:hanging="360"/>
+      </w:pPr>
+      <w:rPr>
+        <w:rFonts w:ascii="Wingdings" w:hAnsi="Wingdings" w:hint="default"/>
+        <w:sz w:val="20"/>
+      </w:rPr>
+    </w:lvl>
+    <w:lvl w:ilvl="3" w:tentative="1">
+      <w:start w:val="1"/>
+      <w:numFmt w:val="bullet"/>
+      <w:lvlText w:val=""/>
+      <w:lvlJc w:val="left"/>
+      <w:pPr>
+        <w:tabs>
+          <w:tab w:val="num" w:pos="2880"/>
+        </w:tabs>
+        <w:ind w:left="2880" w:hanging="360"/>
+      </w:pPr>
+      <w:rPr>
+        <w:rFonts w:ascii="Wingdings" w:hAnsi="Wingdings" w:hint="default"/>
+        <w:sz w:val="20"/>
+      </w:rPr>
+    </w:lvl>
+    <w:lvl w:ilvl="4" w:tentative="1">
+      <w:start w:val="1"/>
+      <w:numFmt w:val="bullet"/>
+      <w:lvlText w:val=""/>
+      <w:lvlJc w:val="left"/>
+      <w:pPr>
+        <w:tabs>
+          <w:tab w:val="num" w:pos="3600"/>
+        </w:tabs>
+        <w:ind w:left="3600" w:hanging="360"/>
+      </w:pPr>
+      <w:rPr>
+        <w:rFonts w:ascii="Wingdings" w:hAnsi="Wingdings" w:hint="default"/>
+        <w:sz w:val="20"/>
+      </w:rPr>
+    </w:lvl>
+    <w:lvl w:ilvl="5" w:tentative="1">
+      <w:start w:val="1"/>
+      <w:numFmt w:val="bullet"/>
+      <w:lvlText w:val=""/>
+      <w:lvlJc w:val="left"/>
+      <w:pPr>
+        <w:tabs>
+          <w:tab w:val="num" w:pos="4320"/>
+        </w:tabs>
+        <w:ind w:left="4320" w:hanging="360"/>
+      </w:pPr>
+      <w:rPr>
+        <w:rFonts w:ascii="Wingdings" w:hAnsi="Wingdings" w:hint="default"/>
+        <w:sz w:val="20"/>
+      </w:rPr>
+    </w:lvl>
+    <w:lvl w:ilvl="6" w:tentative="1">
+      <w:start w:val="1"/>
+      <w:numFmt w:val="bullet"/>
+      <w:lvlText w:val=""/>
+      <w:lvlJc w:val="left"/>
+      <w:pPr>
+        <w:tabs>
+          <w:tab w:val="num" w:pos="5040"/>
+        </w:tabs>
+        <w:ind w:left="5040" w:hanging="360"/>
+      </w:pPr>
+      <w:rPr>
+        <w:rFonts w:ascii="Wingdings" w:hAnsi="Wingdings" w:hint="default"/>
+        <w:sz w:val="20"/>
+      </w:rPr>
+    </w:lvl>
+    <w:lvl w:ilvl="7" w:tentative="1">
+      <w:start w:val="1"/>
+      <w:numFmt w:val="bullet"/>
+      <w:lvlText w:val=""/>
+      <w:lvlJc w:val="left"/>
+      <w:pPr>
+        <w:tabs>
+          <w:tab w:val="num" w:pos="5760"/>
+        </w:tabs>
+        <w:ind w:left="5760" w:hanging="360"/>
+      </w:pPr>
+      <w:rPr>
+        <w:rFonts w:ascii="Wingdings" w:hAnsi="Wingdings" w:hint="default"/>
+        <w:sz w:val="20"/>
+      </w:rPr>
+    </w:lvl>
+    <w:lvl w:ilvl="8" w:tentative="1">
+      <w:start w:val="1"/>
+      <w:numFmt w:val="bullet"/>
+      <w:lvlText w:val=""/>
+      <w:lvlJc w:val="left"/>
+      <w:pPr>
+        <w:tabs>
+          <w:tab w:val="num" w:pos="6480"/>
+        </w:tabs>
+        <w:ind w:left="6480" w:hanging="360"/>
+      </w:pPr>
+      <w:rPr>
+        <w:rFonts w:ascii="Wingdings" w:hAnsi="Wingdings" w:hint="default"/>
+        <w:sz w:val="20"/>
+      </w:rPr>
+    </w:lvl>
+  </w:abstractNum>
   <w:num w:numId="1">
+    <w:abstractNumId w:val="3"/>
+  </w:num>
+  <w:num w:numId="2">
+    <w:abstractNumId w:val="6"/>
+  </w:num>
+  <w:num w:numId="3">
+    <w:abstractNumId w:val="9"/>
+  </w:num>
+  <w:num w:numId="4">
+    <w:abstractNumId w:val="4"/>
+  </w:num>
+  <w:num w:numId="5">
     <w:abstractNumId w:val="2"/>
   </w:num>
-  <w:num w:numId="2">
-    <w:abstractNumId w:val="5"/>
+  <w:num w:numId="6">
+    <w:abstractNumId w:val="7"/>
   </w:num>
-  <w:num w:numId="3">
+  <w:num w:numId="7">
     <w:abstractNumId w:val="8"/>
   </w:num>
-  <w:num w:numId="4">
-    <w:abstractNumId w:val="3"/>
-  </w:num>
-  <w:num w:numId="5">
-    <w:abstractNumId w:val="1"/>
-  </w:num>
-  <w:num w:numId="6">
-    <w:abstractNumId w:val="6"/>
-  </w:num>
-  <w:num w:numId="7">
-    <w:abstractNumId w:val="7"/>
-  </w:num>
   <w:num w:numId="8">
-    <w:abstractNumId w:val="4"/>
+    <w:abstractNumId w:val="5"/>
   </w:num>
   <w:num w:numId="9">
     <w:abstractNumId w:val="0"/>
+  </w:num>
+  <w:num w:numId="10">
+    <w:abstractNumId w:val="10"/>
+  </w:num>
+  <w:num w:numId="11">
+    <w:abstractNumId w:val="1"/>
   </w:num>
 </w:numbering>
 </file>
